--- a/3. Laboratorios/L2/Entregable 2.docx
+++ b/3. Laboratorios/L2/Entregable 2.docx
@@ -13788,6 +13788,22 @@
           <w:rtl w:val="0"/>
         </w:rPr>
       </w:r>
+      <w:commentRangeStart w:id="10"/>
+      <w:r>
+        <w:rPr>
+          <w:i w:val="0"/>
+          <w:iCs w:val="0"/>
+          <w:rtl w:val="0"/>
+        </w:rPr>
+        <w:t xml:space="preserve"> Para que el alineamiento sea medible, la tabla incorpora, por cada objetivo afectado, su línea base real y su meta cuantitativa a 18 meses, tomadas de la Tabla 10 del Entregable 1.</w:t>
+      </w:r>
+      <w:commentRangeEnd w:id="10"/>
+      <w:r>
+        <w:rPr>
+          <w:rStyle w:val="CommentReference"/>
+        </w:rPr>
+        <w:commentReference w:id="10"/>
+      </w:r>
     </w:p>
     <w:p>
       <w:pPr>
@@ -13832,7 +13848,7 @@
     <w:tbl>
       <w:tblPr>
         <w:tblStyle w:val="Table9"/>
-        <w:tblW w:w="9026.0" w:type="dxa"/>
+        <w:tblW w:w="9026" w:type="dxa"/>
         <w:jc w:val="left"/>
         <w:tblBorders>
           <w:top w:color="8496b0" w:space="0" w:sz="4" w:val="single"/>
@@ -13846,9 +13862,6 @@
         <w:tblLook w:val="0000"/>
       </w:tblPr>
       <w:tblGrid>
-        <w:gridCol w:w="1300"/>
-        <w:gridCol w:w="2900"/>
-        <w:gridCol w:w="4826"/>
         <w:tblGridChange w:id="0">
           <w:tblGrid>
             <w:gridCol w:w="1300"/>
@@ -13856,6 +13869,11 @@
             <w:gridCol w:w="4826"/>
           </w:tblGrid>
         </w:tblGridChange>
+        <w:gridCol w:w="800"/>
+        <w:gridCol w:w="1750"/>
+        <w:gridCol w:w="2600"/>
+        <w:gridCol w:w="2000"/>
+        <w:gridCol w:w="1876"/>
       </w:tblGrid>
       <w:tr>
         <w:trPr>
@@ -13976,6 +13994,106 @@
             </w:r>
           </w:p>
         </w:tc>
+        <w:tc>
+          <w:tcPr>
+            <w:shd w:fill="1f3864" w:val="clear"/>
+            <w:tcMar>
+              <w:top w:w="60.0" w:type="dxa"/>
+              <w:left w:w="90.0" w:type="dxa"/>
+              <w:bottom w:w="60.0" w:type="dxa"/>
+              <w:right w:w="90.0" w:type="dxa"/>
+            </w:tcMar>
+            <w:vAlign w:val="center"/>
+          </w:tcPr>
+          <w:p>
+            <w:pPr>
+              <w:spacing w:after="0" w:line="240" w:lineRule="auto"/>
+              <w:jc w:val="center"/>
+              <w:rPr/>
+            </w:pPr>
+            <w:sdt>
+              <w:sdtPr>
+                <w:id w:val="619541784"/>
+                <w:tag w:val="goog_rdk_0"/>
+              </w:sdtPr>
+              <w:sdtContent/>
+            </w:sdt>
+            <w:commentRangeStart w:id="11"/>
+            <w:r>
+              <w:rPr>
+                <w:b w:val="1"/>
+                <w:bCs w:val="1"/>
+                <w:i w:val="0"/>
+                <w:iCs w:val="0"/>
+                <w:color w:val="ffffff"/>
+                <w:rtl w:val="0"/>
+              </w:rPr>
+              <w:t xml:space="preserve">Línea base del objetivo</w:t>
+            </w:r>
+            <w:commentRangeEnd w:id="11"/>
+            <w:r>
+              <w:rPr>
+                <w:rStyle w:val="CommentReference"/>
+              </w:rPr>
+              <w:commentReference w:id="11"/>
+            </w:r>
+            <w:r>
+              <w:rPr>
+                <w:rtl w:val="0"/>
+              </w:rPr>
+            </w:r>
+          </w:p>
+        </w:tc>
+        <w:tc>
+          <w:tcPr>
+            <w:shd w:fill="1f3864" w:val="clear"/>
+            <w:tcMar>
+              <w:top w:w="60.0" w:type="dxa"/>
+              <w:left w:w="90.0" w:type="dxa"/>
+              <w:bottom w:w="60.0" w:type="dxa"/>
+              <w:right w:w="90.0" w:type="dxa"/>
+            </w:tcMar>
+            <w:vAlign w:val="center"/>
+          </w:tcPr>
+          <w:p>
+            <w:pPr>
+              <w:spacing w:after="0" w:line="240" w:lineRule="auto"/>
+              <w:jc w:val="center"/>
+              <w:rPr/>
+            </w:pPr>
+            <w:sdt>
+              <w:sdtPr>
+                <w:id w:val="619541784"/>
+                <w:tag w:val="goog_rdk_0"/>
+              </w:sdtPr>
+              <w:sdtContent/>
+            </w:sdt>
+            <w:commentRangeStart w:id="12"/>
+            <w:r>
+              <w:rPr>
+                <w:b w:val="1"/>
+                <w:bCs w:val="1"/>
+                <w:i w:val="0"/>
+                <w:iCs w:val="0"/>
+                <w:color w:val="ffffff"/>
+                <w:rtl w:val="0"/>
+              </w:rPr>
+              <w:t xml:space="preserve">Meta del objetivo a 18 meses</w:t>
+            </w:r>
+            <w:commentRangeEnd w:id="12"/>
+            <w:r>
+              <w:rPr>
+                <w:rStyle w:val="CommentReference"/>
+              </w:rPr>
+              <w:commentReference w:id="12"/>
+            </w:r>
+            <w:r>
+              <w:rPr>
+                <w:rtl w:val="0"/>
+              </w:rPr>
+            </w:r>
+          </w:p>
+        </w:tc>
       </w:tr>
       <w:tr>
         <w:trPr>
@@ -14100,6 +14218,98 @@
             </w:r>
           </w:p>
         </w:tc>
+        <w:tc>
+          <w:tcPr>
+            <w:tcMar>
+              <w:top w:w="60.0" w:type="dxa"/>
+              <w:left w:w="90.0" w:type="dxa"/>
+              <w:bottom w:w="60.0" w:type="dxa"/>
+              <w:right w:w="90.0" w:type="dxa"/>
+            </w:tcMar>
+            <w:vAlign w:val="center"/>
+          </w:tcPr>
+          <w:p>
+            <w:pPr>
+              <w:spacing w:after="0" w:line="240" w:lineRule="auto"/>
+              <w:jc w:val="left"/>
+              <w:rPr/>
+            </w:pPr>
+            <w:sdt>
+              <w:sdtPr>
+                <w:id w:val="-165138126"/>
+                <w:tag w:val="goog_rdk_1"/>
+              </w:sdtPr>
+              <w:sdtContent/>
+            </w:sdt>
+            <w:commentRangeStart w:id="13"/>
+            <w:r>
+              <w:rPr>
+                <w:i w:val="0"/>
+                <w:iCs w:val="0"/>
+                <w:rtl w:val="0"/>
+              </w:rPr>
+              <w:t xml:space="preserve">Cuota de colocaciones en pymes 21.5 % y de colocaciones vigentes 22.09 % en 2025 (Banco BBVA Perú, 2026b).</w:t>
+            </w:r>
+            <w:commentRangeEnd w:id="13"/>
+            <w:r>
+              <w:rPr>
+                <w:rStyle w:val="CommentReference"/>
+              </w:rPr>
+              <w:commentReference w:id="13"/>
+            </w:r>
+            <w:r>
+              <w:rPr>
+                <w:rtl w:val="0"/>
+              </w:rPr>
+            </w:r>
+          </w:p>
+        </w:tc>
+        <w:tc>
+          <w:tcPr>
+            <w:tcMar>
+              <w:top w:w="60.0" w:type="dxa"/>
+              <w:left w:w="90.0" w:type="dxa"/>
+              <w:bottom w:w="60.0" w:type="dxa"/>
+              <w:right w:w="90.0" w:type="dxa"/>
+            </w:tcMar>
+            <w:vAlign w:val="center"/>
+          </w:tcPr>
+          <w:p>
+            <w:pPr>
+              <w:spacing w:after="0" w:line="240" w:lineRule="auto"/>
+              <w:jc w:val="left"/>
+              <w:rPr/>
+            </w:pPr>
+            <w:sdt>
+              <w:sdtPr>
+                <w:id w:val="-165138126"/>
+                <w:tag w:val="goog_rdk_1"/>
+              </w:sdtPr>
+              <w:sdtContent/>
+            </w:sdt>
+            <w:commentRangeStart w:id="14"/>
+            <w:r>
+              <w:rPr>
+                <w:i w:val="0"/>
+                <w:iCs w:val="0"/>
+                <w:rtl w:val="0"/>
+              </w:rPr>
+              <w:t xml:space="preserve">Cuota en pymes ≥ 22.5 % y de colocaciones vigentes ≥ 22.5 % a 18 meses.</w:t>
+            </w:r>
+            <w:commentRangeEnd w:id="14"/>
+            <w:r>
+              <w:rPr>
+                <w:rStyle w:val="CommentReference"/>
+              </w:rPr>
+              <w:commentReference w:id="14"/>
+            </w:r>
+            <w:r>
+              <w:rPr>
+                <w:rtl w:val="0"/>
+              </w:rPr>
+            </w:r>
+          </w:p>
+        </w:tc>
       </w:tr>
       <w:tr>
         <w:trPr>
@@ -14217,6 +14427,100 @@
             </w:r>
           </w:p>
         </w:tc>
+        <w:tc>
+          <w:tcPr>
+            <w:shd w:fill="f2f5fa" w:val="clear"/>
+            <w:tcMar>
+              <w:top w:w="60.0" w:type="dxa"/>
+              <w:left w:w="90.0" w:type="dxa"/>
+              <w:bottom w:w="60.0" w:type="dxa"/>
+              <w:right w:w="90.0" w:type="dxa"/>
+            </w:tcMar>
+            <w:vAlign w:val="center"/>
+          </w:tcPr>
+          <w:p>
+            <w:pPr>
+              <w:spacing w:after="0" w:line="240" w:lineRule="auto"/>
+              <w:jc w:val="left"/>
+              <w:rPr/>
+            </w:pPr>
+            <w:sdt>
+              <w:sdtPr>
+                <w:id w:val="1954171311"/>
+                <w:tag w:val="goog_rdk_2"/>
+              </w:sdtPr>
+              <w:sdtContent/>
+            </w:sdt>
+            <w:commentRangeStart w:id="15"/>
+            <w:r>
+              <w:rPr>
+                <w:i w:val="0"/>
+                <w:iCs w:val="0"/>
+                <w:rtl w:val="0"/>
+              </w:rPr>
+              <w:t xml:space="preserve">Ratio de eficiencia 40.0 % y mora 2.69 % al 2T2026 (Banco BBVA Perú, 2026a).</w:t>
+            </w:r>
+            <w:commentRangeEnd w:id="15"/>
+            <w:r>
+              <w:rPr>
+                <w:rStyle w:val="CommentReference"/>
+              </w:rPr>
+              <w:commentReference w:id="15"/>
+            </w:r>
+            <w:r>
+              <w:rPr>
+                <w:rtl w:val="0"/>
+              </w:rPr>
+            </w:r>
+          </w:p>
+        </w:tc>
+        <w:tc>
+          <w:tcPr>
+            <w:shd w:fill="f2f5fa" w:val="clear"/>
+            <w:tcMar>
+              <w:top w:w="60.0" w:type="dxa"/>
+              <w:left w:w="90.0" w:type="dxa"/>
+              <w:bottom w:w="60.0" w:type="dxa"/>
+              <w:right w:w="90.0" w:type="dxa"/>
+            </w:tcMar>
+            <w:vAlign w:val="center"/>
+          </w:tcPr>
+          <w:p>
+            <w:pPr>
+              <w:spacing w:after="0" w:line="240" w:lineRule="auto"/>
+              <w:jc w:val="left"/>
+              <w:rPr/>
+            </w:pPr>
+            <w:sdt>
+              <w:sdtPr>
+                <w:id w:val="1954171311"/>
+                <w:tag w:val="goog_rdk_2"/>
+              </w:sdtPr>
+              <w:sdtContent/>
+            </w:sdt>
+            <w:commentRangeStart w:id="16"/>
+            <w:r>
+              <w:rPr>
+                <w:i w:val="0"/>
+                <w:iCs w:val="0"/>
+                <w:rtl w:val="0"/>
+              </w:rPr>
+              <w:t xml:space="preserve">Ratio de eficiencia ≤ 40.0 % y mora ≤ 2.69 %.</w:t>
+            </w:r>
+            <w:commentRangeEnd w:id="16"/>
+            <w:r>
+              <w:rPr>
+                <w:rStyle w:val="CommentReference"/>
+              </w:rPr>
+              <w:commentReference w:id="16"/>
+            </w:r>
+            <w:r>
+              <w:rPr>
+                <w:rtl w:val="0"/>
+              </w:rPr>
+            </w:r>
+          </w:p>
+        </w:tc>
       </w:tr>
       <w:tr>
         <w:trPr>
@@ -14331,6 +14635,98 @@
             </w:r>
           </w:p>
         </w:tc>
+        <w:tc>
+          <w:tcPr>
+            <w:tcMar>
+              <w:top w:w="60.0" w:type="dxa"/>
+              <w:left w:w="90.0" w:type="dxa"/>
+              <w:bottom w:w="60.0" w:type="dxa"/>
+              <w:right w:w="90.0" w:type="dxa"/>
+            </w:tcMar>
+            <w:vAlign w:val="center"/>
+          </w:tcPr>
+          <w:p>
+            <w:pPr>
+              <w:spacing w:after="0" w:line="240" w:lineRule="auto"/>
+              <w:jc w:val="left"/>
+              <w:rPr/>
+            </w:pPr>
+            <w:sdt>
+              <w:sdtPr>
+                <w:id w:val="1665112594"/>
+                <w:tag w:val="goog_rdk_3"/>
+              </w:sdtPr>
+              <w:sdtContent/>
+            </w:sdt>
+            <w:commentRangeStart w:id="17"/>
+            <w:r>
+              <w:rPr>
+                <w:i w:val="0"/>
+                <w:iCs w:val="0"/>
+                <w:rtl w:val="0"/>
+              </w:rPr>
+              <w:t xml:space="preserve">Ventas digitales 79.57 % al 2T2026 (Banco BBVA Perú, 2026a, p. 3); clientes Pyme digitales 74 % al cierre de 2025 (BBVA, 2026b).</w:t>
+            </w:r>
+            <w:commentRangeEnd w:id="17"/>
+            <w:r>
+              <w:rPr>
+                <w:rStyle w:val="CommentReference"/>
+              </w:rPr>
+              <w:commentReference w:id="17"/>
+            </w:r>
+            <w:r>
+              <w:rPr>
+                <w:rtl w:val="0"/>
+              </w:rPr>
+            </w:r>
+          </w:p>
+        </w:tc>
+        <w:tc>
+          <w:tcPr>
+            <w:tcMar>
+              <w:top w:w="60.0" w:type="dxa"/>
+              <w:left w:w="90.0" w:type="dxa"/>
+              <w:bottom w:w="60.0" w:type="dxa"/>
+              <w:right w:w="90.0" w:type="dxa"/>
+            </w:tcMar>
+            <w:vAlign w:val="center"/>
+          </w:tcPr>
+          <w:p>
+            <w:pPr>
+              <w:spacing w:after="0" w:line="240" w:lineRule="auto"/>
+              <w:jc w:val="left"/>
+              <w:rPr/>
+            </w:pPr>
+            <w:sdt>
+              <w:sdtPr>
+                <w:id w:val="1665112594"/>
+                <w:tag w:val="goog_rdk_3"/>
+              </w:sdtPr>
+              <w:sdtContent/>
+            </w:sdt>
+            <w:commentRangeStart w:id="18"/>
+            <w:r>
+              <w:rPr>
+                <w:i w:val="0"/>
+                <w:iCs w:val="0"/>
+                <w:rtl w:val="0"/>
+              </w:rPr>
+              <w:t xml:space="preserve">Ventas digitales ≥ 85 %; clientes Pyme digitales ≥ 85 %.</w:t>
+            </w:r>
+            <w:commentRangeEnd w:id="18"/>
+            <w:r>
+              <w:rPr>
+                <w:rStyle w:val="CommentReference"/>
+              </w:rPr>
+              <w:commentReference w:id="18"/>
+            </w:r>
+            <w:r>
+              <w:rPr>
+                <w:rtl w:val="0"/>
+              </w:rPr>
+            </w:r>
+          </w:p>
+        </w:tc>
       </w:tr>
       <w:tr>
         <w:trPr>
@@ -14458,6 +14854,100 @@
             </w:r>
           </w:p>
         </w:tc>
+        <w:tc>
+          <w:tcPr>
+            <w:shd w:fill="f2f5fa" w:val="clear"/>
+            <w:tcMar>
+              <w:top w:w="60.0" w:type="dxa"/>
+              <w:left w:w="90.0" w:type="dxa"/>
+              <w:bottom w:w="60.0" w:type="dxa"/>
+              <w:right w:w="90.0" w:type="dxa"/>
+            </w:tcMar>
+            <w:vAlign w:val="center"/>
+          </w:tcPr>
+          <w:p>
+            <w:pPr>
+              <w:spacing w:after="0" w:line="240" w:lineRule="auto"/>
+              <w:jc w:val="left"/>
+              <w:rPr/>
+            </w:pPr>
+            <w:sdt>
+              <w:sdtPr>
+                <w:id w:val="-1485140324"/>
+                <w:tag w:val="goog_rdk_4"/>
+              </w:sdtPr>
+              <w:sdtContent/>
+            </w:sdt>
+            <w:commentRangeStart w:id="19"/>
+            <w:r>
+              <w:rPr>
+                <w:i w:val="0"/>
+                <w:iCs w:val="0"/>
+                <w:rtl w:val="0"/>
+              </w:rPr>
+              <w:t xml:space="preserve">NPS Retail 52.57 % en 2025 (Banco BBVA Perú, 2026b, p. 26); tiempo promedio de absolución 11.29 días al 2T2026 (cálculo propio, Tabla 24).</w:t>
+            </w:r>
+            <w:commentRangeEnd w:id="19"/>
+            <w:r>
+              <w:rPr>
+                <w:rStyle w:val="CommentReference"/>
+              </w:rPr>
+              <w:commentReference w:id="19"/>
+            </w:r>
+            <w:r>
+              <w:rPr>
+                <w:rtl w:val="0"/>
+              </w:rPr>
+            </w:r>
+          </w:p>
+        </w:tc>
+        <w:tc>
+          <w:tcPr>
+            <w:shd w:fill="f2f5fa" w:val="clear"/>
+            <w:tcMar>
+              <w:top w:w="60.0" w:type="dxa"/>
+              <w:left w:w="90.0" w:type="dxa"/>
+              <w:bottom w:w="60.0" w:type="dxa"/>
+              <w:right w:w="90.0" w:type="dxa"/>
+            </w:tcMar>
+            <w:vAlign w:val="center"/>
+          </w:tcPr>
+          <w:p>
+            <w:pPr>
+              <w:spacing w:after="0" w:line="240" w:lineRule="auto"/>
+              <w:jc w:val="left"/>
+              <w:rPr/>
+            </w:pPr>
+            <w:sdt>
+              <w:sdtPr>
+                <w:id w:val="-1485140324"/>
+                <w:tag w:val="goog_rdk_4"/>
+              </w:sdtPr>
+              <w:sdtContent/>
+            </w:sdt>
+            <w:commentRangeStart w:id="20"/>
+            <w:r>
+              <w:rPr>
+                <w:i w:val="0"/>
+                <w:iCs w:val="0"/>
+                <w:rtl w:val="0"/>
+              </w:rPr>
+              <w:t xml:space="preserve">NPS Retail ≥ 52.57 %; tiempo de absolución ≤ 8.02 días (Tabla 24).</w:t>
+            </w:r>
+            <w:commentRangeEnd w:id="20"/>
+            <w:r>
+              <w:rPr>
+                <w:rStyle w:val="CommentReference"/>
+              </w:rPr>
+              <w:commentReference w:id="20"/>
+            </w:r>
+            <w:r>
+              <w:rPr>
+                <w:rtl w:val="0"/>
+              </w:rPr>
+            </w:r>
+          </w:p>
+        </w:tc>
       </w:tr>
       <w:tr>
         <w:trPr>
@@ -14572,6 +15062,98 @@
             </w:r>
           </w:p>
         </w:tc>
+        <w:tc>
+          <w:tcPr>
+            <w:tcMar>
+              <w:top w:w="60.0" w:type="dxa"/>
+              <w:left w:w="90.0" w:type="dxa"/>
+              <w:bottom w:w="60.0" w:type="dxa"/>
+              <w:right w:w="90.0" w:type="dxa"/>
+            </w:tcMar>
+            <w:vAlign w:val="center"/>
+          </w:tcPr>
+          <w:p>
+            <w:pPr>
+              <w:spacing w:after="0" w:line="240" w:lineRule="auto"/>
+              <w:jc w:val="left"/>
+              <w:rPr/>
+            </w:pPr>
+            <w:sdt>
+              <w:sdtPr>
+                <w:id w:val="-1709624749"/>
+                <w:tag w:val="goog_rdk_5"/>
+              </w:sdtPr>
+              <w:sdtContent/>
+            </w:sdt>
+            <w:commentRangeStart w:id="21"/>
+            <w:r>
+              <w:rPr>
+                <w:i w:val="0"/>
+                <w:iCs w:val="0"/>
+                <w:rtl w:val="0"/>
+              </w:rPr>
+              <w:t xml:space="preserve">Adopción interna de Blue Buddy 90 % y más de 14,000 consultas en junio de 2026 (Banco BBVA Perú, 2026a, p. 4).</w:t>
+            </w:r>
+            <w:commentRangeEnd w:id="21"/>
+            <w:r>
+              <w:rPr>
+                <w:rStyle w:val="CommentReference"/>
+              </w:rPr>
+              <w:commentReference w:id="21"/>
+            </w:r>
+            <w:r>
+              <w:rPr>
+                <w:rtl w:val="0"/>
+              </w:rPr>
+            </w:r>
+          </w:p>
+        </w:tc>
+        <w:tc>
+          <w:tcPr>
+            <w:tcMar>
+              <w:top w:w="60.0" w:type="dxa"/>
+              <w:left w:w="90.0" w:type="dxa"/>
+              <w:bottom w:w="60.0" w:type="dxa"/>
+              <w:right w:w="90.0" w:type="dxa"/>
+            </w:tcMar>
+            <w:vAlign w:val="center"/>
+          </w:tcPr>
+          <w:p>
+            <w:pPr>
+              <w:spacing w:after="0" w:line="240" w:lineRule="auto"/>
+              <w:jc w:val="left"/>
+              <w:rPr/>
+            </w:pPr>
+            <w:sdt>
+              <w:sdtPr>
+                <w:id w:val="-1709624749"/>
+                <w:tag w:val="goog_rdk_5"/>
+              </w:sdtPr>
+              <w:sdtContent/>
+            </w:sdt>
+            <w:commentRangeStart w:id="22"/>
+            <w:r>
+              <w:rPr>
+                <w:i w:val="0"/>
+                <w:iCs w:val="0"/>
+                <w:rtl w:val="0"/>
+              </w:rPr>
+              <w:t xml:space="preserve">Adopción interna ≥ 95 % y al menos tres casos de IA priorizados en producción.</w:t>
+            </w:r>
+            <w:commentRangeEnd w:id="22"/>
+            <w:r>
+              <w:rPr>
+                <w:rStyle w:val="CommentReference"/>
+              </w:rPr>
+              <w:commentReference w:id="22"/>
+            </w:r>
+            <w:r>
+              <w:rPr>
+                <w:rtl w:val="0"/>
+              </w:rPr>
+            </w:r>
+          </w:p>
+        </w:tc>
       </w:tr>
       <w:tr>
         <w:trPr>
@@ -14689,6 +15271,100 @@
             </w:r>
           </w:p>
         </w:tc>
+        <w:tc>
+          <w:tcPr>
+            <w:shd w:fill="f2f5fa" w:val="clear"/>
+            <w:tcMar>
+              <w:top w:w="60.0" w:type="dxa"/>
+              <w:left w:w="90.0" w:type="dxa"/>
+              <w:bottom w:w="60.0" w:type="dxa"/>
+              <w:right w:w="90.0" w:type="dxa"/>
+            </w:tcMar>
+            <w:vAlign w:val="center"/>
+          </w:tcPr>
+          <w:p>
+            <w:pPr>
+              <w:spacing w:after="0" w:line="240" w:lineRule="auto"/>
+              <w:jc w:val="left"/>
+              <w:rPr/>
+            </w:pPr>
+            <w:sdt>
+              <w:sdtPr>
+                <w:id w:val="328499643"/>
+                <w:tag w:val="goog_rdk_6"/>
+              </w:sdtPr>
+              <w:sdtContent/>
+            </w:sdt>
+            <w:commentRangeStart w:id="23"/>
+            <w:r>
+              <w:rPr>
+                <w:i w:val="0"/>
+                <w:iCs w:val="0"/>
+                <w:rtl w:val="0"/>
+              </w:rPr>
+              <w:t xml:space="preserve">Índice de compromiso de colaboradores 93/100 en 2025 (Banco BBVA Perú, 2026b, p. 12).</w:t>
+            </w:r>
+            <w:commentRangeEnd w:id="23"/>
+            <w:r>
+              <w:rPr>
+                <w:rStyle w:val="CommentReference"/>
+              </w:rPr>
+              <w:commentReference w:id="23"/>
+            </w:r>
+            <w:r>
+              <w:rPr>
+                <w:rtl w:val="0"/>
+              </w:rPr>
+            </w:r>
+          </w:p>
+        </w:tc>
+        <w:tc>
+          <w:tcPr>
+            <w:shd w:fill="f2f5fa" w:val="clear"/>
+            <w:tcMar>
+              <w:top w:w="60.0" w:type="dxa"/>
+              <w:left w:w="90.0" w:type="dxa"/>
+              <w:bottom w:w="60.0" w:type="dxa"/>
+              <w:right w:w="90.0" w:type="dxa"/>
+            </w:tcMar>
+            <w:vAlign w:val="center"/>
+          </w:tcPr>
+          <w:p>
+            <w:pPr>
+              <w:spacing w:after="0" w:line="240" w:lineRule="auto"/>
+              <w:jc w:val="left"/>
+              <w:rPr/>
+            </w:pPr>
+            <w:sdt>
+              <w:sdtPr>
+                <w:id w:val="328499643"/>
+                <w:tag w:val="goog_rdk_6"/>
+              </w:sdtPr>
+              <w:sdtContent/>
+            </w:sdt>
+            <w:commentRangeStart w:id="24"/>
+            <w:r>
+              <w:rPr>
+                <w:i w:val="0"/>
+                <w:iCs w:val="0"/>
+                <w:rtl w:val="0"/>
+              </w:rPr>
+              <w:t xml:space="preserve">Índice de compromiso ≥ 93/100.</w:t>
+            </w:r>
+            <w:commentRangeEnd w:id="24"/>
+            <w:r>
+              <w:rPr>
+                <w:rStyle w:val="CommentReference"/>
+              </w:rPr>
+              <w:commentReference w:id="24"/>
+            </w:r>
+            <w:r>
+              <w:rPr>
+                <w:rtl w:val="0"/>
+              </w:rPr>
+            </w:r>
+          </w:p>
+        </w:tc>
       </w:tr>
       <w:tr>
         <w:trPr>
@@ -14806,6 +15482,84 @@
             </w:r>
           </w:p>
         </w:tc>
+        <w:tc>
+          <w:tcPr>
+            <w:tcMar>
+              <w:top w:w="60.0" w:type="dxa"/>
+              <w:left w:w="90.0" w:type="dxa"/>
+              <w:bottom w:w="60.0" w:type="dxa"/>
+              <w:right w:w="90.0" w:type="dxa"/>
+            </w:tcMar>
+            <w:vAlign w:val="center"/>
+          </w:tcPr>
+          <w:p>
+            <w:pPr>
+              <w:spacing w:after="0" w:line="240" w:lineRule="auto"/>
+              <w:jc w:val="left"/>
+              <w:rPr/>
+            </w:pPr>
+            <w:sdt>
+              <w:sdtPr>
+                <w:id w:val="949857005"/>
+                <w:tag w:val="goog_rdk_7"/>
+              </w:sdtPr>
+              <w:sdtContent/>
+            </w:sdt>
+            <w:commentRangeStart w:id="25"/>
+            <w:r>
+              <w:rPr>
+                <w:rtl w:val="0"/>
+              </w:rPr>
+              <w:t xml:space="preserve">NPS Retail 52.57 % en 2025 (Banco BBVA Perú, 2026b, p. 26); penetración digital en cuentas 33 % al 2T2026 (Banco BBVA Perú, 2026a, p. 3).</w:t>
+            </w:r>
+            <w:commentRangeEnd w:id="25"/>
+            <w:r>
+              <w:rPr>
+                <w:rStyle w:val="CommentReference"/>
+              </w:rPr>
+              <w:commentReference w:id="25"/>
+            </w:r>
+          </w:p>
+        </w:tc>
+        <w:tc>
+          <w:tcPr>
+            <w:tcMar>
+              <w:top w:w="60.0" w:type="dxa"/>
+              <w:left w:w="90.0" w:type="dxa"/>
+              <w:bottom w:w="60.0" w:type="dxa"/>
+              <w:right w:w="90.0" w:type="dxa"/>
+            </w:tcMar>
+            <w:vAlign w:val="center"/>
+          </w:tcPr>
+          <w:p>
+            <w:pPr>
+              <w:spacing w:after="0" w:line="240" w:lineRule="auto"/>
+              <w:jc w:val="left"/>
+              <w:rPr/>
+            </w:pPr>
+            <w:sdt>
+              <w:sdtPr>
+                <w:id w:val="949857005"/>
+                <w:tag w:val="goog_rdk_7"/>
+              </w:sdtPr>
+              <w:sdtContent/>
+            </w:sdt>
+            <w:commentRangeStart w:id="26"/>
+            <w:r>
+              <w:rPr>
+                <w:rtl w:val="0"/>
+              </w:rPr>
+              <w:t xml:space="preserve">NPS Retail ≥ 52.57 %; penetración en cuentas ≥ 55 % (Tabla 25).</w:t>
+            </w:r>
+            <w:commentRangeEnd w:id="26"/>
+            <w:r>
+              <w:rPr>
+                <w:rStyle w:val="CommentReference"/>
+              </w:rPr>
+              <w:commentReference w:id="26"/>
+            </w:r>
+          </w:p>
+        </w:tc>
       </w:tr>
       <w:tr>
         <w:trPr>
@@ -14923,6 +15677,100 @@
             </w:r>
           </w:p>
         </w:tc>
+        <w:tc>
+          <w:tcPr>
+            <w:shd w:fill="f2f5fa" w:val="clear"/>
+            <w:tcMar>
+              <w:top w:w="60.0" w:type="dxa"/>
+              <w:left w:w="90.0" w:type="dxa"/>
+              <w:bottom w:w="60.0" w:type="dxa"/>
+              <w:right w:w="90.0" w:type="dxa"/>
+            </w:tcMar>
+            <w:vAlign w:val="center"/>
+          </w:tcPr>
+          <w:p>
+            <w:pPr>
+              <w:spacing w:after="0" w:line="240" w:lineRule="auto"/>
+              <w:jc w:val="left"/>
+              <w:rPr/>
+            </w:pPr>
+            <w:sdt>
+              <w:sdtPr>
+                <w:id w:val="1009922844"/>
+                <w:tag w:val="goog_rdk_8"/>
+              </w:sdtPr>
+              <w:sdtContent/>
+            </w:sdt>
+            <w:commentRangeStart w:id="27"/>
+            <w:r>
+              <w:rPr>
+                <w:i w:val="0"/>
+                <w:iCs w:val="0"/>
+                <w:rtl w:val="0"/>
+              </w:rPr>
+              <w:t xml:space="preserve">ROE 18.7 % frente a 20.1 % del sistema (2T2026 y mayo de 2026); ratio de eficiencia 40.0 % (Banco BBVA Perú, 2026a, pp. 19 y 32).</w:t>
+            </w:r>
+            <w:commentRangeEnd w:id="27"/>
+            <w:r>
+              <w:rPr>
+                <w:rStyle w:val="CommentReference"/>
+              </w:rPr>
+              <w:commentReference w:id="27"/>
+            </w:r>
+            <w:r>
+              <w:rPr>
+                <w:rtl w:val="0"/>
+              </w:rPr>
+            </w:r>
+          </w:p>
+        </w:tc>
+        <w:tc>
+          <w:tcPr>
+            <w:shd w:fill="f2f5fa" w:val="clear"/>
+            <w:tcMar>
+              <w:top w:w="60.0" w:type="dxa"/>
+              <w:left w:w="90.0" w:type="dxa"/>
+              <w:bottom w:w="60.0" w:type="dxa"/>
+              <w:right w:w="90.0" w:type="dxa"/>
+            </w:tcMar>
+            <w:vAlign w:val="center"/>
+          </w:tcPr>
+          <w:p>
+            <w:pPr>
+              <w:spacing w:after="0" w:line="240" w:lineRule="auto"/>
+              <w:jc w:val="left"/>
+              <w:rPr/>
+            </w:pPr>
+            <w:sdt>
+              <w:sdtPr>
+                <w:id w:val="1009922844"/>
+                <w:tag w:val="goog_rdk_8"/>
+              </w:sdtPr>
+              <w:sdtContent/>
+            </w:sdt>
+            <w:commentRangeStart w:id="28"/>
+            <w:r>
+              <w:rPr>
+                <w:i w:val="0"/>
+                <w:iCs w:val="0"/>
+                <w:rtl w:val="0"/>
+              </w:rPr>
+              <w:t xml:space="preserve">ROE ≥ 19.5 %; ratio de eficiencia ≤ 40.0 %.</w:t>
+            </w:r>
+            <w:commentRangeEnd w:id="28"/>
+            <w:r>
+              <w:rPr>
+                <w:rStyle w:val="CommentReference"/>
+              </w:rPr>
+              <w:commentReference w:id="28"/>
+            </w:r>
+            <w:r>
+              <w:rPr>
+                <w:rtl w:val="0"/>
+              </w:rPr>
+            </w:r>
+          </w:p>
+        </w:tc>
       </w:tr>
       <w:tr>
         <w:trPr>
@@ -15037,6 +15885,98 @@
             </w:r>
           </w:p>
         </w:tc>
+        <w:tc>
+          <w:tcPr>
+            <w:tcMar>
+              <w:top w:w="60.0" w:type="dxa"/>
+              <w:left w:w="90.0" w:type="dxa"/>
+              <w:bottom w:w="60.0" w:type="dxa"/>
+              <w:right w:w="90.0" w:type="dxa"/>
+            </w:tcMar>
+            <w:vAlign w:val="center"/>
+          </w:tcPr>
+          <w:p>
+            <w:pPr>
+              <w:spacing w:after="0" w:line="240" w:lineRule="auto"/>
+              <w:jc w:val="left"/>
+              <w:rPr/>
+            </w:pPr>
+            <w:sdt>
+              <w:sdtPr>
+                <w:id w:val="-400431902"/>
+                <w:tag w:val="goog_rdk_9"/>
+              </w:sdtPr>
+              <w:sdtContent/>
+            </w:sdt>
+            <w:commentRangeStart w:id="29"/>
+            <w:r>
+              <w:rPr>
+                <w:i w:val="0"/>
+                <w:iCs w:val="0"/>
+                <w:rtl w:val="0"/>
+              </w:rPr>
+              <w:t xml:space="preserve">Ventas digitales 79.57 % y más de tres millones de usuarios activos de la app al 2T2026 (Banco BBVA Perú, 2026a, p. 3).</w:t>
+            </w:r>
+            <w:commentRangeEnd w:id="29"/>
+            <w:r>
+              <w:rPr>
+                <w:rStyle w:val="CommentReference"/>
+              </w:rPr>
+              <w:commentReference w:id="29"/>
+            </w:r>
+            <w:r>
+              <w:rPr>
+                <w:rtl w:val="0"/>
+              </w:rPr>
+            </w:r>
+          </w:p>
+        </w:tc>
+        <w:tc>
+          <w:tcPr>
+            <w:tcMar>
+              <w:top w:w="60.0" w:type="dxa"/>
+              <w:left w:w="90.0" w:type="dxa"/>
+              <w:bottom w:w="60.0" w:type="dxa"/>
+              <w:right w:w="90.0" w:type="dxa"/>
+            </w:tcMar>
+            <w:vAlign w:val="center"/>
+          </w:tcPr>
+          <w:p>
+            <w:pPr>
+              <w:spacing w:after="0" w:line="240" w:lineRule="auto"/>
+              <w:jc w:val="left"/>
+              <w:rPr/>
+            </w:pPr>
+            <w:sdt>
+              <w:sdtPr>
+                <w:id w:val="-400431902"/>
+                <w:tag w:val="goog_rdk_9"/>
+              </w:sdtPr>
+              <w:sdtContent/>
+            </w:sdt>
+            <w:commentRangeStart w:id="30"/>
+            <w:r>
+              <w:rPr>
+                <w:i w:val="0"/>
+                <w:iCs w:val="0"/>
+                <w:rtl w:val="0"/>
+              </w:rPr>
+              <w:t xml:space="preserve">Ventas digitales ≥ 85 %.</w:t>
+            </w:r>
+            <w:commentRangeEnd w:id="30"/>
+            <w:r>
+              <w:rPr>
+                <w:rStyle w:val="CommentReference"/>
+              </w:rPr>
+              <w:commentReference w:id="30"/>
+            </w:r>
+            <w:r>
+              <w:rPr>
+                <w:rtl w:val="0"/>
+              </w:rPr>
+            </w:r>
+          </w:p>
+        </w:tc>
       </w:tr>
     </w:tbl>
     <w:p>
@@ -15070,6 +16010,22 @@
           <w:rtl w:val="0"/>
         </w:rPr>
       </w:r>
+      <w:commentRangeStart w:id="31"/>
+      <w:r>
+        <w:rPr>
+          <w:i w:val="1"/>
+          <w:iCs w:val="1"/>
+          <w:rtl w:val="0"/>
+        </w:rPr>
+        <w:t xml:space="preserve"> Las líneas base y las metas de los objetivos corresponden a la Tabla 10 del Entregable 1 y a las Tablas 23 a 25 de este documento; las metas son propuestas del equipo.</w:t>
+      </w:r>
+      <w:commentRangeEnd w:id="31"/>
+      <w:r>
+        <w:rPr>
+          <w:rStyle w:val="CommentReference"/>
+        </w:rPr>
+        <w:commentReference w:id="31"/>
+      </w:r>
     </w:p>
     <w:p>
       <w:pPr>
@@ -15112,6 +16068,20 @@
         <w:rPr>
           <w:rtl w:val="0"/>
         </w:rPr>
+      </w:r>
+      <w:commentRangeStart w:id="32"/>
+      <w:r>
+        <w:rPr>
+          <w:rtl w:val="0"/>
+        </w:rPr>
+        <w:t xml:space="preserve"> Cada indicador consigna su línea base real con periodo de corte y fuente, y una meta cuantificada a 18 meses. Cuando la entidad no publica la cifra, se declara la ausencia de dato público, se consigna el proxy o la cota verificable más cercana y se fija el protocolo de medición (fórmula, fuente interna, frecuencia y responsable) con una meta relativa a la línea base que se levante en los primeros 90 días.</w:t>
+      </w:r>
+      <w:commentRangeEnd w:id="32"/>
+      <w:r>
+        <w:rPr>
+          <w:rStyle w:val="CommentReference"/>
+        </w:rPr>
+        <w:commentReference w:id="32"/>
       </w:r>
     </w:p>
     <w:p>
@@ -15185,10 +16155,10 @@
         <w:tblLook w:val="0000"/>
       </w:tblPr>
       <w:tblGrid>
-        <w:gridCol w:w="1900"/>
-        <w:gridCol w:w="2400"/>
-        <w:gridCol w:w="3126"/>
-        <w:gridCol w:w="1600"/>
+        <w:gridCol w:w="1700"/>
+        <w:gridCol w:w="2100"/>
+        <w:gridCol w:w="2900"/>
+        <w:gridCol w:w="2326"/>
         <w:tblGridChange w:id="0">
           <w:tblGrid>
             <w:gridCol w:w="1900"/>
@@ -15442,31 +16412,55 @@
                 <w:rtl w:val="0"/>
               </w:rPr>
             </w:r>
-          </w:p>
-        </w:tc>
-        <w:tc>
-          <w:tcPr>
-            <w:tcMar>
-              <w:top w:w="60.0" w:type="dxa"/>
-              <w:left w:w="90.0" w:type="dxa"/>
-              <w:bottom w:w="60.0" w:type="dxa"/>
-              <w:right w:w="90.0" w:type="dxa"/>
-            </w:tcMar>
-            <w:vAlign w:val="center"/>
-          </w:tcPr>
-          <w:p>
-            <w:pPr>
-              <w:spacing w:after="0" w:line="240" w:lineRule="auto"/>
-              <w:jc w:val="left"/>
-              <w:rPr/>
-            </w:pPr>
-            <w:r>
-              <w:rPr>
-                <w:i w:val="0"/>
-                <w:iCs w:val="0"/>
-                <w:rtl w:val="0"/>
-              </w:rPr>
-              <w:t xml:space="preserve">60 % en dieciocho meses.</w:t>
+            <w:commentRangeStart w:id="33"/>
+            <w:r>
+              <w:rPr>
+                <w:i w:val="0"/>
+                <w:iCs w:val="0"/>
+                <w:rtl w:val="0"/>
+              </w:rPr>
+              <w:t xml:space="preserve"> Tendencia: aproximadamente 30 % al cierre de 2025 (BBVA, 2026c), es decir, unos 3 puntos en el semestre.</w:t>
+            </w:r>
+            <w:commentRangeEnd w:id="33"/>
+            <w:r>
+              <w:rPr>
+                <w:rStyle w:val="CommentReference"/>
+              </w:rPr>
+              <w:commentReference w:id="33"/>
+            </w:r>
+          </w:p>
+        </w:tc>
+        <w:tc>
+          <w:tcPr>
+            <w:tcMar>
+              <w:top w:w="60.0" w:type="dxa"/>
+              <w:left w:w="90.0" w:type="dxa"/>
+              <w:bottom w:w="60.0" w:type="dxa"/>
+              <w:right w:w="90.0" w:type="dxa"/>
+            </w:tcMar>
+            <w:vAlign w:val="center"/>
+          </w:tcPr>
+          <w:p>
+            <w:pPr>
+              <w:spacing w:after="0" w:line="240" w:lineRule="auto"/>
+              <w:jc w:val="left"/>
+              <w:rPr/>
+            </w:pPr>
+            <w:commentRangeStart w:id="34"/>
+            <w:r>
+              <w:rPr>
+                <w:i w:val="0"/>
+                <w:iCs w:val="0"/>
+                <w:rtl w:val="0"/>
+              </w:rPr>
+              <w:t xml:space="preserve">60 % en dieciocho meses (+27 puntos). Exige un ritmo cercano a 18 puntos por año, frente a unos 6 observados entre el cierre de 2025 y el 2T2026 (estimación gruesa, porque ambas cifras son aproximadas).</w:t>
+            </w:r>
+            <w:commentRangeEnd w:id="34"/>
+            <w:r>
+              <w:rPr>
+                <w:rStyle w:val="CommentReference"/>
+              </w:rPr>
+              <w:commentReference w:id="34"/>
             </w:r>
             <w:r>
               <w:rPr>
@@ -15566,6 +16560,20 @@
               </w:rPr>
               <w:t xml:space="preserve">3 minutos promedio al cierre del 2T2026. Fuente: Reusche (2026). </w:t>
             </w:r>
+            <w:commentRangeStart w:id="35"/>
+            <w:r>
+              <w:rPr>
+                <w:rtl w:val="0"/>
+              </w:rPr>
+              <w:t xml:space="preserve"> La contratación del Préstamo Digital Negocio se declara en menos de 2 minutos (Banco BBVA Perú, s. f.-c).</w:t>
+            </w:r>
+            <w:commentRangeEnd w:id="35"/>
+            <w:r>
+              <w:rPr>
+                <w:rStyle w:val="CommentReference"/>
+              </w:rPr>
+              <w:commentReference w:id="35"/>
+            </w:r>
           </w:p>
         </w:tc>
         <w:tc>
@@ -15661,60 +16669,92 @@
                 <w:rtl w:val="0"/>
               </w:rPr>
             </w:r>
-          </w:p>
-        </w:tc>
-        <w:tc>
-          <w:tcPr>
-            <w:tcMar>
-              <w:top w:w="60.0" w:type="dxa"/>
-              <w:left w:w="90.0" w:type="dxa"/>
-              <w:bottom w:w="60.0" w:type="dxa"/>
-              <w:right w:w="90.0" w:type="dxa"/>
-            </w:tcMar>
-            <w:vAlign w:val="center"/>
-          </w:tcPr>
-          <w:p>
-            <w:pPr>
-              <w:spacing w:after="0" w:line="240" w:lineRule="auto"/>
-              <w:jc w:val="left"/>
-              <w:rPr/>
-            </w:pPr>
-            <w:r>
-              <w:rPr>
-                <w:rtl w:val="0"/>
-              </w:rPr>
-              <w:t xml:space="preserve">Sin información pública disponible; requiere levantamiento interno. </w:t>
-            </w:r>
-            <w:r>
-              <w:rPr>
-                <w:rtl w:val="0"/>
-              </w:rPr>
-            </w:r>
-          </w:p>
-        </w:tc>
-        <w:tc>
-          <w:tcPr>
-            <w:tcMar>
-              <w:top w:w="60.0" w:type="dxa"/>
-              <w:left w:w="90.0" w:type="dxa"/>
-              <w:bottom w:w="60.0" w:type="dxa"/>
-              <w:right w:w="90.0" w:type="dxa"/>
-            </w:tcMar>
-            <w:vAlign w:val="center"/>
-          </w:tcPr>
-          <w:p>
-            <w:pPr>
-              <w:spacing w:after="0" w:line="240" w:lineRule="auto"/>
-              <w:jc w:val="left"/>
-              <w:rPr/>
-            </w:pPr>
-            <w:r>
-              <w:rPr>
-                <w:i w:val="0"/>
-                <w:iCs w:val="0"/>
-                <w:rtl w:val="0"/>
-              </w:rPr>
-              <w:t xml:space="preserve">Por definir tras el levantamiento de la línea base.</w:t>
+            <w:commentRangeStart w:id="36"/>
+            <w:r>
+              <w:rPr>
+                <w:i w:val="0"/>
+                <w:iCs w:val="0"/>
+                <w:rtl w:val="0"/>
+              </w:rPr>
+              <w:t xml:space="preserve"> Medición: marca de tiempo de solicitud y de aprobación en el sistema de originación; mediana y percentil 90; frecuencia mensual; responsable: Banca Pyme.</w:t>
+            </w:r>
+            <w:commentRangeEnd w:id="36"/>
+            <w:r>
+              <w:rPr>
+                <w:rStyle w:val="CommentReference"/>
+              </w:rPr>
+              <w:commentReference w:id="36"/>
+            </w:r>
+          </w:p>
+        </w:tc>
+        <w:tc>
+          <w:tcPr>
+            <w:tcMar>
+              <w:top w:w="60.0" w:type="dxa"/>
+              <w:left w:w="90.0" w:type="dxa"/>
+              <w:bottom w:w="60.0" w:type="dxa"/>
+              <w:right w:w="90.0" w:type="dxa"/>
+            </w:tcMar>
+            <w:vAlign w:val="center"/>
+          </w:tcPr>
+          <w:p>
+            <w:pPr>
+              <w:spacing w:after="0" w:line="240" w:lineRule="auto"/>
+              <w:jc w:val="left"/>
+              <w:rPr/>
+            </w:pPr>
+            <w:commentRangeStart w:id="37"/>
+            <w:r>
+              <w:rPr>
+                <w:rtl w:val="0"/>
+              </w:rPr>
+              <w:t xml:space="preserve">Sin información pública disponible. Cota inferior verificable: la ruta digital se resuelve en 3 minutos (Reusche, 2026), de modo que la ruta asistida, que exige documentación financiera no estructurada (Melo, 2026), tarda más de 3 minutos. Línea base a levantar en los primeros 90 días.</w:t>
+            </w:r>
+            <w:commentRangeEnd w:id="37"/>
+            <w:r>
+              <w:rPr>
+                <w:rStyle w:val="CommentReference"/>
+              </w:rPr>
+              <w:commentReference w:id="37"/>
+            </w:r>
+            <w:r>
+              <w:rPr>
+                <w:rtl w:val="0"/>
+              </w:rPr>
+            </w:r>
+          </w:p>
+        </w:tc>
+        <w:tc>
+          <w:tcPr>
+            <w:tcMar>
+              <w:top w:w="60.0" w:type="dxa"/>
+              <w:left w:w="90.0" w:type="dxa"/>
+              <w:bottom w:w="60.0" w:type="dxa"/>
+              <w:right w:w="90.0" w:type="dxa"/>
+            </w:tcMar>
+            <w:vAlign w:val="center"/>
+          </w:tcPr>
+          <w:p>
+            <w:pPr>
+              <w:spacing w:after="0" w:line="240" w:lineRule="auto"/>
+              <w:jc w:val="left"/>
+              <w:rPr/>
+            </w:pPr>
+            <w:commentRangeStart w:id="38"/>
+            <w:r>
+              <w:rPr>
+                <w:i w:val="0"/>
+                <w:iCs w:val="0"/>
+                <w:rtl w:val="0"/>
+              </w:rPr>
+              <w:t xml:space="preserve">Reducir 30 % la mediana respecto de la línea base levantada, a 18 meses (propuesta del equipo).</w:t>
+            </w:r>
+            <w:commentRangeEnd w:id="38"/>
+            <w:r>
+              <w:rPr>
+                <w:rStyle w:val="CommentReference"/>
+              </w:rPr>
+              <w:commentReference w:id="38"/>
             </w:r>
             <w:r>
               <w:rPr>
@@ -15793,6 +16833,22 @@
                 <w:rtl w:val="0"/>
               </w:rPr>
             </w:r>
+            <w:commentRangeStart w:id="39"/>
+            <w:r>
+              <w:rPr>
+                <w:i w:val="0"/>
+                <w:iCs w:val="0"/>
+                <w:rtl w:val="0"/>
+              </w:rPr>
+              <w:t xml:space="preserve"> Medición: costo total del proceso (personal, tecnología y soporte) entre créditos desembolsados por canal; frecuencia trimestral; responsable: Finanzas.</w:t>
+            </w:r>
+            <w:commentRangeEnd w:id="39"/>
+            <w:r>
+              <w:rPr>
+                <w:rStyle w:val="CommentReference"/>
+              </w:rPr>
+              <w:commentReference w:id="39"/>
+            </w:r>
           </w:p>
         </w:tc>
         <w:tc>
@@ -15812,11 +16868,19 @@
               <w:jc w:val="left"/>
               <w:rPr/>
             </w:pPr>
-            <w:r>
-              <w:rPr>
-                <w:rtl w:val="0"/>
-              </w:rPr>
-              <w:t xml:space="preserve">Sin información pública disponible; requiere levantamiento interno. </w:t>
+            <w:commentRangeStart w:id="40"/>
+            <w:r>
+              <w:rPr>
+                <w:rtl w:val="0"/>
+              </w:rPr>
+              <w:t xml:space="preserve">Sin información pública disponible. Proxy institucional: ratio de eficiencia de 40.0 % al 2T2026 (Banco BBVA Perú, 2026a), que no distingue canal ni segmento. Línea base a levantar en los primeros 90 días.</w:t>
+            </w:r>
+            <w:commentRangeEnd w:id="40"/>
+            <w:r>
+              <w:rPr>
+                <w:rStyle w:val="CommentReference"/>
+              </w:rPr>
+              <w:commentReference w:id="40"/>
             </w:r>
           </w:p>
         </w:tc>
@@ -15837,13 +16901,21 @@
               <w:jc w:val="left"/>
               <w:rPr/>
             </w:pPr>
-            <w:r>
-              <w:rPr>
-                <w:i w:val="0"/>
-                <w:iCs w:val="0"/>
-                <w:rtl w:val="0"/>
-              </w:rPr>
-              <w:t xml:space="preserve">Por definir tras el levantamiento de la línea base.</w:t>
+            <w:commentRangeStart w:id="41"/>
+            <w:r>
+              <w:rPr>
+                <w:i w:val="0"/>
+                <w:iCs w:val="0"/>
+                <w:rtl w:val="0"/>
+              </w:rPr>
+              <w:t xml:space="preserve">Reducir 20 % el costo unitario promedio ponderado del segmento a 18 meses (propuesta del equipo), con ratio de eficiencia institucional ≤ 40.0 %.</w:t>
+            </w:r>
+            <w:commentRangeEnd w:id="41"/>
+            <w:r>
+              <w:rPr>
+                <w:rStyle w:val="CommentReference"/>
+              </w:rPr>
+              <w:commentReference w:id="41"/>
             </w:r>
             <w:r>
               <w:rPr>
@@ -16181,13 +17253,21 @@
               <w:jc w:val="left"/>
               <w:rPr/>
             </w:pPr>
-            <w:r>
-              <w:rPr>
-                <w:i w:val="0"/>
-                <w:iCs w:val="0"/>
-                <w:rtl w:val="0"/>
-              </w:rPr>
-              <w:t xml:space="preserve">33.6 . Fuente: Banco BBVA Perú (2026b).</w:t>
+            <w:commentRangeStart w:id="42"/>
+            <w:r>
+              <w:rPr>
+                <w:i w:val="0"/>
+                <w:iCs w:val="0"/>
+                <w:rtl w:val="0"/>
+              </w:rPr>
+              <w:t xml:space="preserve">33.6 en 2025, frente a 52.57 en retail: brecha de 18.97 puntos. Fuente: Banco BBVA Perú (2026b, p. 26).</w:t>
+            </w:r>
+            <w:commentRangeEnd w:id="42"/>
+            <w:r>
+              <w:rPr>
+                <w:rStyle w:val="CommentReference"/>
+              </w:rPr>
+              <w:commentReference w:id="42"/>
             </w:r>
             <w:r>
               <w:rPr>
@@ -16213,27 +17293,33 @@
               <w:jc w:val="left"/>
               <w:rPr/>
             </w:pPr>
-            <w:r>
-              <w:rPr>
-                <w:i w:val="0"/>
-                <w:iCs w:val="0"/>
-                <w:rtl w:val="0"/>
-              </w:rPr>
-              <w:t xml:space="preserve">Reducir a la mitad la brecha con el NPS retail (52.57</w:t>
-            </w:r>
-            <w:r>
-              <w:rPr>
-                <w:rtl w:val="0"/>
-              </w:rPr>
-              <w:t xml:space="preserve">)</w:t>
-            </w:r>
-            <w:r>
-              <w:rPr>
-                <w:i w:val="0"/>
-                <w:iCs w:val="0"/>
-                <w:rtl w:val="0"/>
-              </w:rPr>
-              <w:t xml:space="preserve">.</w:t>
+            <w:commentRangeStart w:id="43"/>
+            <w:r>
+              <w:rPr>
+                <w:i w:val="0"/>
+                <w:iCs w:val="0"/>
+                <w:rtl w:val="0"/>
+              </w:rPr>
+              <w:t xml:space="preserve">NPS Pyme ≥ 43.0 a 18 meses (brecha con retail ≤ 9.6 puntos, cerca de la mitad de la actual), coherente con la meta del OE1 en la Tabla 10 del Entregable 1.</w:t>
+            </w:r>
+            <w:commentRangeEnd w:id="43"/>
+            <w:r>
+              <w:rPr>
+                <w:rStyle w:val="CommentReference"/>
+              </w:rPr>
+              <w:commentReference w:id="43"/>
+            </w:r>
+            <w:r>
+              <w:rPr>
+                <w:rtl w:val="0"/>
+              </w:rPr>
+            </w:r>
+            <w:r>
+              <w:rPr>
+                <w:i w:val="0"/>
+                <w:iCs w:val="0"/>
+                <w:rtl w:val="0"/>
+              </w:rPr>
             </w:r>
             <w:r>
               <w:rPr>
@@ -16312,6 +17398,22 @@
                 <w:rtl w:val="0"/>
               </w:rPr>
             </w:r>
+            <w:commentRangeStart w:id="44"/>
+            <w:r>
+              <w:rPr>
+                <w:i w:val="0"/>
+                <w:iCs w:val="0"/>
+                <w:rtl w:val="0"/>
+              </w:rPr>
+              <w:t xml:space="preserve"> Medición: solicitudes aprobadas sobre presentadas por canal; frecuencia mensual; responsable: Riesgos Pyme.</w:t>
+            </w:r>
+            <w:commentRangeEnd w:id="44"/>
+            <w:r>
+              <w:rPr>
+                <w:rStyle w:val="CommentReference"/>
+              </w:rPr>
+              <w:commentReference w:id="44"/>
+            </w:r>
           </w:p>
         </w:tc>
         <w:tc>
@@ -16331,11 +17433,19 @@
               <w:jc w:val="left"/>
               <w:rPr/>
             </w:pPr>
-            <w:r>
-              <w:rPr>
-                <w:rtl w:val="0"/>
-              </w:rPr>
-              <w:t xml:space="preserve">Sin información pública disponible; requiere levantamiento interno. Referencia sectorial: una de cada cuatro microempresas accede a crédito (Melo, 2026).</w:t>
+            <w:commentRangeStart w:id="45"/>
+            <w:r>
+              <w:rPr>
+                <w:rtl w:val="0"/>
+              </w:rPr>
+              <w:t xml:space="preserve">Sin información pública disponible. Referencia sectorial, no comparable de forma directa: una de cada cuatro microempresas accede a crédito (Melo, 2026). Línea base a levantar en los primeros 90 días.</w:t>
+            </w:r>
+            <w:commentRangeEnd w:id="45"/>
+            <w:r>
+              <w:rPr>
+                <w:rStyle w:val="CommentReference"/>
+              </w:rPr>
+              <w:commentReference w:id="45"/>
             </w:r>
             <w:r>
               <w:rPr>
@@ -16361,13 +17471,367 @@
               <w:jc w:val="left"/>
               <w:rPr/>
             </w:pPr>
-            <w:r>
-              <w:rPr>
-                <w:i w:val="0"/>
-                <w:iCs w:val="0"/>
-                <w:rtl w:val="0"/>
-              </w:rPr>
-              <w:t xml:space="preserve">Por definir tras el levantamiento de la línea base.</w:t>
+            <w:commentRangeStart w:id="46"/>
+            <w:r>
+              <w:rPr>
+                <w:i w:val="0"/>
+                <w:iCs w:val="0"/>
+                <w:rtl w:val="0"/>
+              </w:rPr>
+              <w:t xml:space="preserve">Elevar 5 puntos porcentuales la tasa de la ruta digital respecto de la línea base levantada, sin superar la mora de 2.69 % (propuesta del equipo).</w:t>
+            </w:r>
+            <w:commentRangeEnd w:id="46"/>
+            <w:r>
+              <w:rPr>
+                <w:rStyle w:val="CommentReference"/>
+              </w:rPr>
+              <w:commentReference w:id="46"/>
+            </w:r>
+            <w:r>
+              <w:rPr>
+                <w:rtl w:val="0"/>
+              </w:rPr>
+            </w:r>
+          </w:p>
+        </w:tc>
+      </w:tr>
+      <w:tr>
+        <w:trPr>
+          <w:cantSplit w:val="0"/>
+          <w:tblHeader w:val="0"/>
+        </w:trPr>
+        <w:tc>
+          <w:tcPr>
+            <w:shd w:fill="f2f5fa" w:val="clear"/>
+            <w:tcMar>
+              <w:top w:w="60.0" w:type="dxa"/>
+              <w:left w:w="90.0" w:type="dxa"/>
+              <w:bottom w:w="60.0" w:type="dxa"/>
+              <w:right w:w="90.0" w:type="dxa"/>
+            </w:tcMar>
+            <w:vAlign w:val="center"/>
+          </w:tcPr>
+          <w:p>
+            <w:pPr>
+              <w:spacing w:after="0" w:line="240" w:lineRule="auto"/>
+              <w:jc w:val="left"/>
+              <w:rPr/>
+            </w:pPr>
+            <w:commentRangeStart w:id="47"/>
+            <w:r>
+              <w:rPr>
+                <w:b w:val="1"/>
+                <w:bCs w:val="1"/>
+                <w:i w:val="0"/>
+                <w:iCs w:val="0"/>
+                <w:rtl w:val="0"/>
+              </w:rPr>
+              <w:t xml:space="preserve">Principalidad de clientes Pyme</w:t>
+            </w:r>
+            <w:commentRangeEnd w:id="47"/>
+            <w:r>
+              <w:rPr>
+                <w:rStyle w:val="CommentReference"/>
+              </w:rPr>
+              <w:commentReference w:id="47"/>
+            </w:r>
+            <w:r>
+              <w:rPr>
+                <w:rtl w:val="0"/>
+              </w:rPr>
+            </w:r>
+          </w:p>
+        </w:tc>
+        <w:tc>
+          <w:tcPr>
+            <w:shd w:fill="f2f5fa" w:val="clear"/>
+            <w:tcMar>
+              <w:top w:w="60.0" w:type="dxa"/>
+              <w:left w:w="90.0" w:type="dxa"/>
+              <w:bottom w:w="60.0" w:type="dxa"/>
+              <w:right w:w="90.0" w:type="dxa"/>
+            </w:tcMar>
+            <w:vAlign w:val="center"/>
+          </w:tcPr>
+          <w:p>
+            <w:pPr>
+              <w:spacing w:after="0" w:line="240" w:lineRule="auto"/>
+              <w:jc w:val="left"/>
+              <w:rPr/>
+            </w:pPr>
+            <w:commentRangeStart w:id="48"/>
+            <w:r>
+              <w:rPr>
+                <w:i w:val="0"/>
+                <w:iCs w:val="0"/>
+                <w:rtl w:val="0"/>
+              </w:rPr>
+              <w:t xml:space="preserve">Clientes Pyme que manejan de forma principal sus cuentas corrientes y de ahorro transaccionales en la entidad sobre el total de clientes del segmento.</w:t>
+            </w:r>
+            <w:commentRangeEnd w:id="48"/>
+            <w:r>
+              <w:rPr>
+                <w:rStyle w:val="CommentReference"/>
+              </w:rPr>
+              <w:commentReference w:id="48"/>
+            </w:r>
+            <w:r>
+              <w:rPr>
+                <w:rtl w:val="0"/>
+              </w:rPr>
+            </w:r>
+            <w:r>
+              <w:rPr>
+                <w:i w:val="0"/>
+                <w:iCs w:val="0"/>
+                <w:rtl w:val="0"/>
+              </w:rPr>
+            </w:r>
+          </w:p>
+        </w:tc>
+        <w:tc>
+          <w:tcPr>
+            <w:shd w:fill="f2f5fa" w:val="clear"/>
+            <w:tcMar>
+              <w:top w:w="60.0" w:type="dxa"/>
+              <w:left w:w="90.0" w:type="dxa"/>
+              <w:bottom w:w="60.0" w:type="dxa"/>
+              <w:right w:w="90.0" w:type="dxa"/>
+            </w:tcMar>
+            <w:vAlign w:val="center"/>
+          </w:tcPr>
+          <w:p>
+            <w:pPr>
+              <w:spacing w:after="0" w:line="240" w:lineRule="auto"/>
+              <w:jc w:val="left"/>
+              <w:rPr/>
+            </w:pPr>
+            <w:commentRangeStart w:id="49"/>
+            <w:r>
+              <w:rPr>
+                <w:rtl w:val="0"/>
+              </w:rPr>
+              <w:t xml:space="preserve">48 % al 2T2026. Fuente: Reusche (2026).</w:t>
+            </w:r>
+            <w:commentRangeEnd w:id="49"/>
+            <w:r>
+              <w:rPr>
+                <w:rStyle w:val="CommentReference"/>
+              </w:rPr>
+              <w:commentReference w:id="49"/>
+            </w:r>
+            <w:r>
+              <w:rPr>
+                <w:rtl w:val="0"/>
+              </w:rPr>
+            </w:r>
+          </w:p>
+        </w:tc>
+        <w:tc>
+          <w:tcPr>
+            <w:shd w:fill="f2f5fa" w:val="clear"/>
+            <w:tcMar>
+              <w:top w:w="60.0" w:type="dxa"/>
+              <w:left w:w="90.0" w:type="dxa"/>
+              <w:bottom w:w="60.0" w:type="dxa"/>
+              <w:right w:w="90.0" w:type="dxa"/>
+            </w:tcMar>
+            <w:vAlign w:val="center"/>
+          </w:tcPr>
+          <w:p>
+            <w:pPr>
+              <w:spacing w:after="0" w:line="240" w:lineRule="auto"/>
+              <w:jc w:val="left"/>
+              <w:rPr/>
+            </w:pPr>
+            <w:commentRangeStart w:id="50"/>
+            <w:r>
+              <w:rPr>
+                <w:i w:val="0"/>
+                <w:iCs w:val="0"/>
+                <w:rtl w:val="0"/>
+              </w:rPr>
+              <w:t xml:space="preserve">55 % en dieciocho meses (+7 puntos; propuesta del equipo).</w:t>
+            </w:r>
+            <w:commentRangeEnd w:id="50"/>
+            <w:r>
+              <w:rPr>
+                <w:rStyle w:val="CommentReference"/>
+              </w:rPr>
+              <w:commentReference w:id="50"/>
+            </w:r>
+            <w:r>
+              <w:rPr>
+                <w:rtl w:val="0"/>
+              </w:rPr>
+            </w:r>
+          </w:p>
+        </w:tc>
+      </w:tr>
+      <w:tr>
+        <w:trPr>
+          <w:cantSplit w:val="0"/>
+          <w:tblHeader w:val="0"/>
+        </w:trPr>
+        <w:tc>
+          <w:tcPr>
+            <w:shd w:fill="f2f5fa" w:val="clear"/>
+            <w:tcMar>
+              <w:top w:w="60.0" w:type="dxa"/>
+              <w:left w:w="90.0" w:type="dxa"/>
+              <w:bottom w:w="60.0" w:type="dxa"/>
+              <w:right w:w="90.0" w:type="dxa"/>
+            </w:tcMar>
+            <w:vAlign w:val="center"/>
+          </w:tcPr>
+          <w:p>
+            <w:pPr>
+              <w:spacing w:after="0" w:line="240" w:lineRule="auto"/>
+              <w:jc w:val="left"/>
+              <w:rPr/>
+            </w:pPr>
+            <w:commentRangeStart w:id="51"/>
+            <w:r>
+              <w:rPr>
+                <w:b w:val="1"/>
+                <w:bCs w:val="1"/>
+                <w:i w:val="0"/>
+                <w:iCs w:val="0"/>
+                <w:rtl w:val="0"/>
+              </w:rPr>
+              <w:t xml:space="preserve">Calidad de cartera (límite de control del crecimiento digital)</w:t>
+            </w:r>
+            <w:commentRangeEnd w:id="51"/>
+            <w:r>
+              <w:rPr>
+                <w:rStyle w:val="CommentReference"/>
+              </w:rPr>
+              <w:commentReference w:id="51"/>
+            </w:r>
+            <w:r>
+              <w:rPr>
+                <w:rtl w:val="0"/>
+              </w:rPr>
+            </w:r>
+          </w:p>
+        </w:tc>
+        <w:tc>
+          <w:tcPr>
+            <w:shd w:fill="f2f5fa" w:val="clear"/>
+            <w:tcMar>
+              <w:top w:w="60.0" w:type="dxa"/>
+              <w:left w:w="90.0" w:type="dxa"/>
+              <w:bottom w:w="60.0" w:type="dxa"/>
+              <w:right w:w="90.0" w:type="dxa"/>
+            </w:tcMar>
+            <w:vAlign w:val="center"/>
+          </w:tcPr>
+          <w:p>
+            <w:pPr>
+              <w:spacing w:after="0" w:line="240" w:lineRule="auto"/>
+              <w:jc w:val="left"/>
+              <w:rPr/>
+            </w:pPr>
+            <w:commentRangeStart w:id="52"/>
+            <w:r>
+              <w:rPr>
+                <w:i w:val="0"/>
+                <w:iCs w:val="0"/>
+                <w:rtl w:val="0"/>
+              </w:rPr>
+              <w:t xml:space="preserve">Ratio de mora de la entidad, para verificar que la ampliación de la originación digital no deteriore la calidad de cartera.</w:t>
+            </w:r>
+            <w:commentRangeEnd w:id="52"/>
+            <w:r>
+              <w:rPr>
+                <w:rStyle w:val="CommentReference"/>
+              </w:rPr>
+              <w:commentReference w:id="52"/>
+            </w:r>
+            <w:r>
+              <w:rPr>
+                <w:rtl w:val="0"/>
+              </w:rPr>
+            </w:r>
+            <w:r>
+              <w:rPr>
+                <w:i w:val="0"/>
+                <w:iCs w:val="0"/>
+                <w:rtl w:val="0"/>
+              </w:rPr>
+            </w:r>
+          </w:p>
+        </w:tc>
+        <w:tc>
+          <w:tcPr>
+            <w:shd w:fill="f2f5fa" w:val="clear"/>
+            <w:tcMar>
+              <w:top w:w="60.0" w:type="dxa"/>
+              <w:left w:w="90.0" w:type="dxa"/>
+              <w:bottom w:w="60.0" w:type="dxa"/>
+              <w:right w:w="90.0" w:type="dxa"/>
+            </w:tcMar>
+            <w:vAlign w:val="center"/>
+          </w:tcPr>
+          <w:p>
+            <w:pPr>
+              <w:spacing w:after="0" w:line="240" w:lineRule="auto"/>
+              <w:jc w:val="left"/>
+              <w:rPr/>
+            </w:pPr>
+            <w:commentRangeStart w:id="53"/>
+            <w:r>
+              <w:rPr>
+                <w:rtl w:val="0"/>
+              </w:rPr>
+              <w:t xml:space="preserve">2.69 % al 2T2026, frente a 2.83 % del sistema bancario a mayo de 2026 (Banco BBVA Perú, 2026a, pp. 17 y 24). Referencia sectorial: morosidad MYPE de 6.9 % frente a 3.3 % del sistema financiero a marzo de 2026 (Salazar Herrada, 2026).</w:t>
+            </w:r>
+            <w:commentRangeEnd w:id="53"/>
+            <w:r>
+              <w:rPr>
+                <w:rStyle w:val="CommentReference"/>
+              </w:rPr>
+              <w:commentReference w:id="53"/>
+            </w:r>
+            <w:r>
+              <w:rPr>
+                <w:rtl w:val="0"/>
+              </w:rPr>
+            </w:r>
+          </w:p>
+        </w:tc>
+        <w:tc>
+          <w:tcPr>
+            <w:shd w:fill="f2f5fa" w:val="clear"/>
+            <w:tcMar>
+              <w:top w:w="60.0" w:type="dxa"/>
+              <w:left w:w="90.0" w:type="dxa"/>
+              <w:bottom w:w="60.0" w:type="dxa"/>
+              <w:right w:w="90.0" w:type="dxa"/>
+            </w:tcMar>
+            <w:vAlign w:val="center"/>
+          </w:tcPr>
+          <w:p>
+            <w:pPr>
+              <w:spacing w:after="0" w:line="240" w:lineRule="auto"/>
+              <w:jc w:val="left"/>
+              <w:rPr/>
+            </w:pPr>
+            <w:commentRangeStart w:id="54"/>
+            <w:r>
+              <w:rPr>
+                <w:i w:val="0"/>
+                <w:iCs w:val="0"/>
+                <w:rtl w:val="0"/>
+              </w:rPr>
+              <w:t xml:space="preserve">Mantener la mora ≤ 2.69 % mientras la originación digital pasa a 60 % (propuesta del equipo).</w:t>
+            </w:r>
+            <w:commentRangeEnd w:id="54"/>
+            <w:r>
+              <w:rPr>
+                <w:rStyle w:val="CommentReference"/>
+              </w:rPr>
+              <w:commentReference w:id="54"/>
             </w:r>
             <w:r>
               <w:rPr>
@@ -16462,10 +17926,10 @@
       </w:tblPr>
       <w:tblGrid>
         <w:gridCol w:w="1200"/>
-        <w:gridCol w:w="2640"/>
+        <w:gridCol w:w="2200"/>
         <w:gridCol w:w="2535"/>
-        <w:gridCol w:w="1425"/>
-        <w:gridCol w:w="1245"/>
+        <w:gridCol w:w="1291"/>
+        <w:gridCol w:w="1800"/>
         <w:tblGridChange w:id="0">
           <w:tblGrid>
             <w:gridCol w:w="1200"/>
@@ -16788,11 +18252,19 @@
               <w:jc w:val="left"/>
               <w:rPr/>
             </w:pPr>
-            <w:r>
-              <w:rPr>
-                <w:rtl w:val="0"/>
-              </w:rPr>
-              <w:t xml:space="preserve">Converger al promedio general de la entidad. </w:t>
+            <w:commentRangeStart w:id="55"/>
+            <w:r>
+              <w:rPr>
+                <w:rtl w:val="0"/>
+              </w:rPr>
+              <w:t xml:space="preserve">≤ 8.02 días (promedio general de la entidad), es decir, −29 % frente a 11.29, en dieciocho meses.</w:t>
+            </w:r>
+            <w:commentRangeEnd w:id="55"/>
+            <w:r>
+              <w:rPr>
+                <w:rStyle w:val="CommentReference"/>
+              </w:rPr>
+              <w:commentReference w:id="55"/>
             </w:r>
           </w:p>
         </w:tc>
@@ -16929,11 +18401,19 @@
               <w:jc w:val="left"/>
               <w:rPr/>
             </w:pPr>
-            <w:r>
-              <w:rPr>
-                <w:rtl w:val="0"/>
-              </w:rPr>
-              <w:t xml:space="preserve">Indicador de seguimiento, sin meta direccional. </w:t>
+            <w:commentRangeStart w:id="56"/>
+            <w:r>
+              <w:rPr>
+                <w:rtl w:val="0"/>
+              </w:rPr>
+              <w:t xml:space="preserve">Seguimiento trimestral con banda de control de ±5 puntos alrededor de 21.63 % (propuesta del equipo); sin meta direccional.</w:t>
+            </w:r>
+            <w:commentRangeEnd w:id="56"/>
+            <w:r>
+              <w:rPr>
+                <w:rStyle w:val="CommentReference"/>
+              </w:rPr>
+              <w:commentReference w:id="56"/>
             </w:r>
           </w:p>
         </w:tc>
@@ -17065,11 +18545,19 @@
               <w:jc w:val="left"/>
               <w:rPr/>
             </w:pPr>
-            <w:r>
-              <w:rPr>
-                <w:rtl w:val="0"/>
-              </w:rPr>
-              <w:t xml:space="preserve">Reducción sostenida trimestre a trimestre. </w:t>
+            <w:commentRangeStart w:id="57"/>
+            <w:r>
+              <w:rPr>
+                <w:rtl w:val="0"/>
+              </w:rPr>
+              <w:t xml:space="preserve">≤ 2.42 por cada cien mil operaciones (−20 %) en dieciocho meses (propuesta del equipo).</w:t>
+            </w:r>
+            <w:commentRangeEnd w:id="57"/>
+            <w:r>
+              <w:rPr>
+                <w:rStyle w:val="CommentReference"/>
+              </w:rPr>
+              <w:commentReference w:id="57"/>
             </w:r>
           </w:p>
         </w:tc>
@@ -17206,11 +18694,19 @@
               <w:jc w:val="left"/>
               <w:rPr/>
             </w:pPr>
-            <w:r>
-              <w:rPr>
-                <w:rtl w:val="0"/>
-              </w:rPr>
-              <w:t xml:space="preserve">Reducción sostenida trimestre a trimestre. </w:t>
+            <w:commentRangeStart w:id="58"/>
+            <w:r>
+              <w:rPr>
+                <w:rtl w:val="0"/>
+              </w:rPr>
+              <w:t xml:space="preserve">≤ 11,200 reclamos por trimestre (−20 %), a volumen de operaciones constante, en dieciocho meses (propuesta del equipo).</w:t>
+            </w:r>
+            <w:commentRangeEnd w:id="58"/>
+            <w:r>
+              <w:rPr>
+                <w:rStyle w:val="CommentReference"/>
+              </w:rPr>
+              <w:commentReference w:id="58"/>
             </w:r>
           </w:p>
         </w:tc>
@@ -17276,29 +18772,51 @@
                 <w:rtl w:val="0"/>
               </w:rPr>
             </w:r>
-          </w:p>
-        </w:tc>
-        <w:tc>
-          <w:tcPr>
-            <w:tcMar>
-              <w:top w:w="60.0" w:type="dxa"/>
-              <w:left w:w="90.0" w:type="dxa"/>
-              <w:bottom w:w="60.0" w:type="dxa"/>
-              <w:right w:w="90.0" w:type="dxa"/>
-            </w:tcMar>
-            <w:vAlign w:val="center"/>
-          </w:tcPr>
-          <w:p>
-            <w:pPr>
-              <w:spacing w:after="0" w:line="240" w:lineRule="auto"/>
-              <w:jc w:val="left"/>
-              <w:rPr/>
-            </w:pPr>
-            <w:r>
-              <w:rPr>
-                <w:rtl w:val="0"/>
-              </w:rPr>
-              <w:t xml:space="preserve">Plazo aplicable: quince días hábiles, prorrogable de forma excepcional (SBS, 2022, arts. 7.1 y 7.3). </w:t>
+            <w:commentRangeStart w:id="59"/>
+            <w:r>
+              <w:rPr>
+                <w:rtl w:val="0"/>
+              </w:rPr>
+              <w:t xml:space="preserve"> Medición: reportes del sistema de gestión de reclamos con fecha de ingreso, resolución y prórroga; frecuencia mensual; responsable: Atención al cliente.</w:t>
+            </w:r>
+            <w:commentRangeEnd w:id="59"/>
+            <w:r>
+              <w:rPr>
+                <w:rStyle w:val="CommentReference"/>
+              </w:rPr>
+              <w:commentReference w:id="59"/>
+            </w:r>
+          </w:p>
+        </w:tc>
+        <w:tc>
+          <w:tcPr>
+            <w:tcMar>
+              <w:top w:w="60.0" w:type="dxa"/>
+              <w:left w:w="90.0" w:type="dxa"/>
+              <w:bottom w:w="60.0" w:type="dxa"/>
+              <w:right w:w="90.0" w:type="dxa"/>
+            </w:tcMar>
+            <w:vAlign w:val="center"/>
+          </w:tcPr>
+          <w:p>
+            <w:pPr>
+              <w:spacing w:after="0" w:line="240" w:lineRule="auto"/>
+              <w:jc w:val="left"/>
+              <w:rPr/>
+            </w:pPr>
+            <w:commentRangeStart w:id="60"/>
+            <w:r>
+              <w:rPr>
+                <w:rtl w:val="0"/>
+              </w:rPr>
+              <w:t xml:space="preserve">Plazo aplicable: quince días hábiles, prorrogable de forma excepcional (SBS, 2022, arts. 7.1 y 7.3). Sin información pública sobre el porcentaje resuelto dentro del plazo. Proxy: el tiempo promedio de absolución de 11.29 días equivale a 75.3 % del plazo de quince días, si ambos se expresan en la misma unidad, que los reportes no precisan (Banco BBVA Perú, 2026c, 2026d, 2026e).</w:t>
+            </w:r>
+            <w:commentRangeEnd w:id="60"/>
+            <w:r>
+              <w:rPr>
+                <w:rStyle w:val="CommentReference"/>
+              </w:rPr>
+              <w:commentReference w:id="60"/>
             </w:r>
           </w:p>
         </w:tc>
@@ -17342,11 +18860,19 @@
               <w:jc w:val="left"/>
               <w:rPr/>
             </w:pPr>
-            <w:r>
-              <w:rPr>
-                <w:rtl w:val="0"/>
-              </w:rPr>
-              <w:t xml:space="preserve">Por definir tras el levantamiento de la línea base. </w:t>
+            <w:commentRangeStart w:id="61"/>
+            <w:r>
+              <w:rPr>
+                <w:rtl w:val="0"/>
+              </w:rPr>
+              <w:t xml:space="preserve">≥ 95 % de reclamos de la materia resueltos dentro del plazo, sin prórroga, en dieciocho meses (propuesta del equipo).</w:t>
+            </w:r>
+            <w:commentRangeEnd w:id="61"/>
+            <w:r>
+              <w:rPr>
+                <w:rStyle w:val="CommentReference"/>
+              </w:rPr>
+              <w:commentReference w:id="61"/>
             </w:r>
           </w:p>
         </w:tc>
@@ -17452,6 +18978,20 @@
               </w:rPr>
               <w:t xml:space="preserve">Durante el 2T2026 se desplegó un flujo integral de reclamos en Blue Buddy que muestra el ciclo de vida completo de los casos de los últimos seis meses, con adopción de 90 % (Banco BBVA Perú, 2026a, p. 4).</w:t>
             </w:r>
+            <w:commentRangeStart w:id="62"/>
+            <w:r>
+              <w:rPr>
+                <w:rtl w:val="0"/>
+              </w:rPr>
+              <w:t xml:space="preserve"> Blue Buddy registró más de 14,000 consultas en junio de 2026 (Banco BBVA Perú, 2026a, p. 4).</w:t>
+            </w:r>
+            <w:commentRangeEnd w:id="62"/>
+            <w:r>
+              <w:rPr>
+                <w:rStyle w:val="CommentReference"/>
+              </w:rPr>
+              <w:commentReference w:id="62"/>
+            </w:r>
           </w:p>
         </w:tc>
         <w:tc>
@@ -17563,6 +19103,20 @@
               </w:rPr>
               <w:t xml:space="preserve">Sanciones firmes impuestas a la entidad por operaciones no reconocidas. </w:t>
             </w:r>
+            <w:commentRangeStart w:id="63"/>
+            <w:r>
+              <w:rPr>
+                <w:rtl w:val="0"/>
+              </w:rPr>
+              <w:t xml:space="preserve"> Medición: registro de resoluciones firmes del Indecopi notificadas a la entidad; frecuencia trimestral; responsable: Asesoría legal.</w:t>
+            </w:r>
+            <w:commentRangeEnd w:id="63"/>
+            <w:r>
+              <w:rPr>
+                <w:rStyle w:val="CommentReference"/>
+              </w:rPr>
+              <w:commentReference w:id="63"/>
+            </w:r>
           </w:p>
         </w:tc>
         <w:tc>
@@ -17582,11 +19136,19 @@
               <w:jc w:val="left"/>
               <w:rPr/>
             </w:pPr>
-            <w:r>
-              <w:rPr>
-                <w:rtl w:val="0"/>
-              </w:rPr>
-              <w:t xml:space="preserve">Sin información pública desagregada por entidad y periodo. </w:t>
+            <w:commentRangeStart w:id="64"/>
+            <w:r>
+              <w:rPr>
+                <w:rtl w:val="0"/>
+              </w:rPr>
+              <w:t xml:space="preserve">Sin información pública desagregada por entidad y periodo. Contexto sectorial: 2,601 sanciones al sistema financiero entre 2021 y marzo de 2025 (Andina, 2025). Línea base a levantar en los primeros 90 días con el registro interno.</w:t>
+            </w:r>
+            <w:commentRangeEnd w:id="64"/>
+            <w:r>
+              <w:rPr>
+                <w:rStyle w:val="CommentReference"/>
+              </w:rPr>
+              <w:commentReference w:id="64"/>
             </w:r>
           </w:p>
         </w:tc>
@@ -17632,11 +19194,19 @@
               <w:jc w:val="left"/>
               <w:rPr/>
             </w:pPr>
-            <w:r>
-              <w:rPr>
-                <w:rtl w:val="0"/>
-              </w:rPr>
-              <w:t xml:space="preserve">Reducción sostenida año a año. </w:t>
+            <w:commentRangeStart w:id="65"/>
+            <w:r>
+              <w:rPr>
+                <w:rtl w:val="0"/>
+              </w:rPr>
+              <w:t xml:space="preserve">0 sanciones firmes nuevas por la materia en dieciocho meses (propuesta del equipo).</w:t>
+            </w:r>
+            <w:commentRangeEnd w:id="65"/>
+            <w:r>
+              <w:rPr>
+                <w:rStyle w:val="CommentReference"/>
+              </w:rPr>
+              <w:commentReference w:id="65"/>
             </w:r>
           </w:p>
         </w:tc>
@@ -17725,10 +19295,10 @@
         <w:tblLook w:val="0000"/>
       </w:tblPr>
       <w:tblGrid>
-        <w:gridCol w:w="2000"/>
-        <w:gridCol w:w="2400"/>
-        <w:gridCol w:w="3026"/>
-        <w:gridCol w:w="1600"/>
+        <w:gridCol w:w="1700"/>
+        <w:gridCol w:w="2100"/>
+        <w:gridCol w:w="3126"/>
+        <w:gridCol w:w="2100"/>
         <w:tblGridChange w:id="0">
           <w:tblGrid>
             <w:gridCol w:w="2000"/>
@@ -17991,13 +19561,21 @@
               <w:jc w:val="left"/>
               <w:rPr/>
             </w:pPr>
-            <w:r>
-              <w:rPr>
-                <w:i w:val="0"/>
-                <w:iCs w:val="0"/>
-                <w:rtl w:val="0"/>
-              </w:rPr>
-              <w:t xml:space="preserve">55 % en dieciocho meses.</w:t>
+            <w:commentRangeStart w:id="66"/>
+            <w:r>
+              <w:rPr>
+                <w:i w:val="0"/>
+                <w:iCs w:val="0"/>
+                <w:rtl w:val="0"/>
+              </w:rPr>
+              <w:t xml:space="preserve">55 % en dieciocho meses (+22 puntos, frente a −2 puntos observados entre el cierre de 2025 y el 2T2026).</w:t>
+            </w:r>
+            <w:commentRangeEnd w:id="66"/>
+            <w:r>
+              <w:rPr>
+                <w:rStyle w:val="CommentReference"/>
+              </w:rPr>
+              <w:commentReference w:id="66"/>
             </w:r>
             <w:r>
               <w:rPr>
@@ -18131,13 +19709,21 @@
               <w:jc w:val="left"/>
               <w:rPr/>
             </w:pPr>
-            <w:r>
-              <w:rPr>
-                <w:i w:val="0"/>
-                <w:iCs w:val="0"/>
-                <w:rtl w:val="0"/>
-              </w:rPr>
-              <w:t xml:space="preserve">70 % en dieciocho meses.</w:t>
+            <w:commentRangeStart w:id="67"/>
+            <w:r>
+              <w:rPr>
+                <w:i w:val="0"/>
+                <w:iCs w:val="0"/>
+                <w:rtl w:val="0"/>
+              </w:rPr>
+              <w:t xml:space="preserve">70 % en dieciocho meses (+20 puntos, frente a +7 puntos observados entre el cierre de 2025 y el 2T2026).</w:t>
+            </w:r>
+            <w:commentRangeEnd w:id="67"/>
+            <w:r>
+              <w:rPr>
+                <w:rStyle w:val="CommentReference"/>
+              </w:rPr>
+              <w:commentReference w:id="67"/>
             </w:r>
             <w:r>
               <w:rPr>
@@ -18267,13 +19853,21 @@
               <w:jc w:val="left"/>
               <w:rPr/>
             </w:pPr>
-            <w:r>
-              <w:rPr>
-                <w:i w:val="0"/>
-                <w:iCs w:val="0"/>
-                <w:rtl w:val="0"/>
-              </w:rPr>
-              <w:t xml:space="preserve">70 % en dieciocho meses.</w:t>
+            <w:commentRangeStart w:id="68"/>
+            <w:r>
+              <w:rPr>
+                <w:i w:val="0"/>
+                <w:iCs w:val="0"/>
+                <w:rtl w:val="0"/>
+              </w:rPr>
+              <w:t xml:space="preserve">70 % en dieciocho meses (+16 puntos, frente a −3 puntos observados entre el cierre de 2025 y el 2T2026).</w:t>
+            </w:r>
+            <w:commentRangeEnd w:id="68"/>
+            <w:r>
+              <w:rPr>
+                <w:rStyle w:val="CommentReference"/>
+              </w:rPr>
+              <w:commentReference w:id="68"/>
             </w:r>
             <w:r>
               <w:rPr>
@@ -18407,13 +20001,21 @@
               <w:jc w:val="left"/>
               <w:rPr/>
             </w:pPr>
-            <w:r>
-              <w:rPr>
-                <w:i w:val="0"/>
-                <w:iCs w:val="0"/>
-                <w:rtl w:val="0"/>
-              </w:rPr>
-              <w:t xml:space="preserve">85 % en dieciocho meses.</w:t>
+            <w:commentRangeStart w:id="69"/>
+            <w:r>
+              <w:rPr>
+                <w:i w:val="0"/>
+                <w:iCs w:val="0"/>
+                <w:rtl w:val="0"/>
+              </w:rPr>
+              <w:t xml:space="preserve">85 % en dieciocho meses (+5.4 puntos, frente a −0.4 puntos observados entre el cierre de 2025 y el 2T2026).</w:t>
+            </w:r>
+            <w:commentRangeEnd w:id="69"/>
+            <w:r>
+              <w:rPr>
+                <w:rStyle w:val="CommentReference"/>
+              </w:rPr>
+              <w:commentReference w:id="69"/>
             </w:r>
             <w:r>
               <w:rPr>
@@ -18490,55 +20092,87 @@
                 <w:rtl w:val="0"/>
               </w:rPr>
             </w:r>
-          </w:p>
-        </w:tc>
-        <w:tc>
-          <w:tcPr>
-            <w:tcMar>
-              <w:top w:w="60.0" w:type="dxa"/>
-              <w:left w:w="90.0" w:type="dxa"/>
-              <w:bottom w:w="60.0" w:type="dxa"/>
-              <w:right w:w="90.0" w:type="dxa"/>
-            </w:tcMar>
-            <w:vAlign w:val="center"/>
-          </w:tcPr>
-          <w:p>
-            <w:pPr>
-              <w:spacing w:after="0" w:line="240" w:lineRule="auto"/>
-              <w:jc w:val="left"/>
-              <w:rPr/>
-            </w:pPr>
-            <w:r>
-              <w:rPr>
-                <w:rtl w:val="0"/>
-              </w:rPr>
-              <w:t xml:space="preserve">Sin información pública disponible; requiere levantamiento interno. </w:t>
-            </w:r>
-          </w:p>
-        </w:tc>
-        <w:tc>
-          <w:tcPr>
-            <w:tcMar>
-              <w:top w:w="60.0" w:type="dxa"/>
-              <w:left w:w="90.0" w:type="dxa"/>
-              <w:bottom w:w="60.0" w:type="dxa"/>
-              <w:right w:w="90.0" w:type="dxa"/>
-            </w:tcMar>
-            <w:vAlign w:val="center"/>
-          </w:tcPr>
-          <w:p>
-            <w:pPr>
-              <w:spacing w:after="0" w:line="240" w:lineRule="auto"/>
-              <w:jc w:val="left"/>
-              <w:rPr/>
-            </w:pPr>
-            <w:r>
-              <w:rPr>
-                <w:i w:val="0"/>
-                <w:iCs w:val="0"/>
-                <w:rtl w:val="0"/>
-              </w:rPr>
-              <w:t xml:space="preserve">Por definir tras el levantamiento de la línea base.</w:t>
+            <w:commentRangeStart w:id="70"/>
+            <w:r>
+              <w:rPr>
+                <w:i w:val="0"/>
+                <w:iCs w:val="0"/>
+                <w:rtl w:val="0"/>
+              </w:rPr>
+              <w:t xml:space="preserve"> Medición: eventos de embudo de la app (inicio, pasos y cierre del flujo) por producto; frecuencia mensual; responsable: Producto digital.</w:t>
+            </w:r>
+            <w:commentRangeEnd w:id="70"/>
+            <w:r>
+              <w:rPr>
+                <w:rStyle w:val="CommentReference"/>
+              </w:rPr>
+              <w:commentReference w:id="70"/>
+            </w:r>
+          </w:p>
+        </w:tc>
+        <w:tc>
+          <w:tcPr>
+            <w:tcMar>
+              <w:top w:w="60.0" w:type="dxa"/>
+              <w:left w:w="90.0" w:type="dxa"/>
+              <w:bottom w:w="60.0" w:type="dxa"/>
+              <w:right w:w="90.0" w:type="dxa"/>
+            </w:tcMar>
+            <w:vAlign w:val="center"/>
+          </w:tcPr>
+          <w:p>
+            <w:pPr>
+              <w:spacing w:after="0" w:line="240" w:lineRule="auto"/>
+              <w:jc w:val="left"/>
+              <w:rPr/>
+            </w:pPr>
+            <w:commentRangeStart w:id="71"/>
+            <w:r>
+              <w:rPr>
+                <w:rtl w:val="0"/>
+              </w:rPr>
+              <w:t xml:space="preserve">Sin información pública disponible. Línea base a levantar en los primeros 90 días con la analítica de la app.</w:t>
+            </w:r>
+            <w:commentRangeEnd w:id="71"/>
+            <w:r>
+              <w:rPr>
+                <w:rStyle w:val="CommentReference"/>
+              </w:rPr>
+              <w:commentReference w:id="71"/>
+            </w:r>
+          </w:p>
+        </w:tc>
+        <w:tc>
+          <w:tcPr>
+            <w:tcMar>
+              <w:top w:w="60.0" w:type="dxa"/>
+              <w:left w:w="90.0" w:type="dxa"/>
+              <w:bottom w:w="60.0" w:type="dxa"/>
+              <w:right w:w="90.0" w:type="dxa"/>
+            </w:tcMar>
+            <w:vAlign w:val="center"/>
+          </w:tcPr>
+          <w:p>
+            <w:pPr>
+              <w:spacing w:after="0" w:line="240" w:lineRule="auto"/>
+              <w:jc w:val="left"/>
+              <w:rPr/>
+            </w:pPr>
+            <w:commentRangeStart w:id="72"/>
+            <w:r>
+              <w:rPr>
+                <w:i w:val="0"/>
+                <w:iCs w:val="0"/>
+                <w:rtl w:val="0"/>
+              </w:rPr>
+              <w:t xml:space="preserve">Reducir 30 % la tasa respecto de la línea base levantada, a 18 meses (propuesta del equipo).</w:t>
+            </w:r>
+            <w:commentRangeEnd w:id="72"/>
+            <w:r>
+              <w:rPr>
+                <w:rStyle w:val="CommentReference"/>
+              </w:rPr>
+              <w:commentReference w:id="72"/>
             </w:r>
             <w:r>
               <w:rPr>
@@ -18617,6 +20251,22 @@
                 <w:rtl w:val="0"/>
               </w:rPr>
             </w:r>
+            <w:commentRangeStart w:id="73"/>
+            <w:r>
+              <w:rPr>
+                <w:i w:val="0"/>
+                <w:iCs w:val="0"/>
+                <w:rtl w:val="0"/>
+              </w:rPr>
+              <w:t xml:space="preserve"> Medición: productos con primera operación a treinta días sobre productos contratados, por producto; frecuencia mensual; responsable: Producto digital.</w:t>
+            </w:r>
+            <w:commentRangeEnd w:id="73"/>
+            <w:r>
+              <w:rPr>
+                <w:rStyle w:val="CommentReference"/>
+              </w:rPr>
+              <w:commentReference w:id="73"/>
+            </w:r>
           </w:p>
         </w:tc>
         <w:tc>
@@ -18636,11 +20286,19 @@
               <w:jc w:val="left"/>
               <w:rPr/>
             </w:pPr>
-            <w:r>
-              <w:rPr>
-                <w:rtl w:val="0"/>
-              </w:rPr>
-              <w:t xml:space="preserve">Sin información pública disponible; requiere levantamiento interno. </w:t>
+            <w:commentRangeStart w:id="74"/>
+            <w:r>
+              <w:rPr>
+                <w:rtl w:val="0"/>
+              </w:rPr>
+              <w:t xml:space="preserve">Sin información pública disponible. Línea base a levantar en los primeros 90 días con los datos transaccionales.</w:t>
+            </w:r>
+            <w:commentRangeEnd w:id="74"/>
+            <w:r>
+              <w:rPr>
+                <w:rStyle w:val="CommentReference"/>
+              </w:rPr>
+              <w:commentReference w:id="74"/>
             </w:r>
           </w:p>
         </w:tc>
@@ -18661,13 +20319,21 @@
               <w:jc w:val="left"/>
               <w:rPr/>
             </w:pPr>
-            <w:r>
-              <w:rPr>
-                <w:i w:val="0"/>
-                <w:iCs w:val="0"/>
-                <w:rtl w:val="0"/>
-              </w:rPr>
-              <w:t xml:space="preserve">Por definir tras el levantamiento de la línea base.</w:t>
+            <w:commentRangeStart w:id="75"/>
+            <w:r>
+              <w:rPr>
+                <w:i w:val="0"/>
+                <w:iCs w:val="0"/>
+                <w:rtl w:val="0"/>
+              </w:rPr>
+              <w:t xml:space="preserve">+10 puntos porcentuales sobre la línea base levantada, a 18 meses (propuesta del equipo).</w:t>
+            </w:r>
+            <w:commentRangeEnd w:id="75"/>
+            <w:r>
+              <w:rPr>
+                <w:rStyle w:val="CommentReference"/>
+              </w:rPr>
+              <w:commentReference w:id="75"/>
             </w:r>
             <w:r>
               <w:rPr>
@@ -18744,55 +20410,87 @@
                 <w:rtl w:val="0"/>
               </w:rPr>
             </w:r>
-          </w:p>
-        </w:tc>
-        <w:tc>
-          <w:tcPr>
-            <w:tcMar>
-              <w:top w:w="60.0" w:type="dxa"/>
-              <w:left w:w="90.0" w:type="dxa"/>
-              <w:bottom w:w="60.0" w:type="dxa"/>
-              <w:right w:w="90.0" w:type="dxa"/>
-            </w:tcMar>
-            <w:vAlign w:val="center"/>
-          </w:tcPr>
-          <w:p>
-            <w:pPr>
-              <w:spacing w:after="0" w:line="240" w:lineRule="auto"/>
-              <w:jc w:val="left"/>
-              <w:rPr/>
-            </w:pPr>
-            <w:r>
-              <w:rPr>
-                <w:rtl w:val="0"/>
-              </w:rPr>
-              <w:t xml:space="preserve">Sin información pública disponible; requiere levantamiento interno. </w:t>
-            </w:r>
-          </w:p>
-        </w:tc>
-        <w:tc>
-          <w:tcPr>
-            <w:tcMar>
-              <w:top w:w="60.0" w:type="dxa"/>
-              <w:left w:w="90.0" w:type="dxa"/>
-              <w:bottom w:w="60.0" w:type="dxa"/>
-              <w:right w:w="90.0" w:type="dxa"/>
-            </w:tcMar>
-            <w:vAlign w:val="center"/>
-          </w:tcPr>
-          <w:p>
-            <w:pPr>
-              <w:spacing w:after="0" w:line="240" w:lineRule="auto"/>
-              <w:jc w:val="left"/>
-              <w:rPr/>
-            </w:pPr>
-            <w:r>
-              <w:rPr>
-                <w:i w:val="0"/>
-                <w:iCs w:val="0"/>
-                <w:rtl w:val="0"/>
-              </w:rPr>
-              <w:t xml:space="preserve">Por definir tras el levantamiento de la línea base.</w:t>
+            <w:commentRangeStart w:id="76"/>
+            <w:r>
+              <w:rPr>
+                <w:i w:val="0"/>
+                <w:iCs w:val="0"/>
+                <w:rtl w:val="0"/>
+              </w:rPr>
+              <w:t xml:space="preserve"> Medición: costo total de captación (marketing, tecnología y personal) entre cuentas nuevas por canal; frecuencia trimestral; responsable: Finanzas.</w:t>
+            </w:r>
+            <w:commentRangeEnd w:id="76"/>
+            <w:r>
+              <w:rPr>
+                <w:rStyle w:val="CommentReference"/>
+              </w:rPr>
+              <w:commentReference w:id="76"/>
+            </w:r>
+          </w:p>
+        </w:tc>
+        <w:tc>
+          <w:tcPr>
+            <w:tcMar>
+              <w:top w:w="60.0" w:type="dxa"/>
+              <w:left w:w="90.0" w:type="dxa"/>
+              <w:bottom w:w="60.0" w:type="dxa"/>
+              <w:right w:w="90.0" w:type="dxa"/>
+            </w:tcMar>
+            <w:vAlign w:val="center"/>
+          </w:tcPr>
+          <w:p>
+            <w:pPr>
+              <w:spacing w:after="0" w:line="240" w:lineRule="auto"/>
+              <w:jc w:val="left"/>
+              <w:rPr/>
+            </w:pPr>
+            <w:commentRangeStart w:id="77"/>
+            <w:r>
+              <w:rPr>
+                <w:rtl w:val="0"/>
+              </w:rPr>
+              <w:t xml:space="preserve">Sin información pública disponible. Proxy institucional: ratio de eficiencia de 40.0 % al 2T2026 (Banco BBVA Perú, 2026a), que no distingue canal. Línea base a levantar en los primeros 90 días.</w:t>
+            </w:r>
+            <w:commentRangeEnd w:id="77"/>
+            <w:r>
+              <w:rPr>
+                <w:rStyle w:val="CommentReference"/>
+              </w:rPr>
+              <w:commentReference w:id="77"/>
+            </w:r>
+          </w:p>
+        </w:tc>
+        <w:tc>
+          <w:tcPr>
+            <w:tcMar>
+              <w:top w:w="60.0" w:type="dxa"/>
+              <w:left w:w="90.0" w:type="dxa"/>
+              <w:bottom w:w="60.0" w:type="dxa"/>
+              <w:right w:w="90.0" w:type="dxa"/>
+            </w:tcMar>
+            <w:vAlign w:val="center"/>
+          </w:tcPr>
+          <w:p>
+            <w:pPr>
+              <w:spacing w:after="0" w:line="240" w:lineRule="auto"/>
+              <w:jc w:val="left"/>
+              <w:rPr/>
+            </w:pPr>
+            <w:commentRangeStart w:id="78"/>
+            <w:r>
+              <w:rPr>
+                <w:i w:val="0"/>
+                <w:iCs w:val="0"/>
+                <w:rtl w:val="0"/>
+              </w:rPr>
+              <w:t xml:space="preserve">Reducir 20 % el costo medio de adquisición de cuentas a 18 meses (propuesta del equipo).</w:t>
+            </w:r>
+            <w:commentRangeEnd w:id="78"/>
+            <w:r>
+              <w:rPr>
+                <w:rStyle w:val="CommentReference"/>
+              </w:rPr>
+              <w:commentReference w:id="78"/>
             </w:r>
             <w:r>
               <w:rPr>
@@ -18875,6 +20573,20 @@
                 <w:rtl w:val="0"/>
               </w:rPr>
             </w:r>
+            <w:commentRangeStart w:id="79"/>
+            <w:r>
+              <w:rPr>
+                <w:rtl w:val="0"/>
+              </w:rPr>
+              <w:t xml:space="preserve"> Medición: derivaciones registradas por el flujo digital sobre solicitudes iniciadas, por perfil de solicitante; frecuencia mensual; responsable: Producto digital.</w:t>
+            </w:r>
+            <w:commentRangeEnd w:id="79"/>
+            <w:r>
+              <w:rPr>
+                <w:rStyle w:val="CommentReference"/>
+              </w:rPr>
+              <w:commentReference w:id="79"/>
+            </w:r>
           </w:p>
         </w:tc>
         <w:tc>
@@ -18894,11 +20606,19 @@
               <w:jc w:val="left"/>
               <w:rPr/>
             </w:pPr>
-            <w:r>
-              <w:rPr>
-                <w:rtl w:val="0"/>
-              </w:rPr>
-              <w:t xml:space="preserve">Sin información pública disponible; requiere levantamiento interno. La entidad confirma la existencia de la derivación para casos borde (A. Moquillaza, comunicación personal, 11 de setiembre de 2026). </w:t>
+            <w:commentRangeStart w:id="80"/>
+            <w:r>
+              <w:rPr>
+                <w:rtl w:val="0"/>
+              </w:rPr>
+              <w:t xml:space="preserve">Sin información pública directa. Cota superior verificable: 67 % de las cuentas se contrata por canal asistido (complemento del 33 % digital al 2T2026), cifra que incluye derivaciones y decisiones del propio cliente (Banco BBVA Perú, 2026a, p. 3). La entidad confirma la existencia de la derivación para casos borde (A. Moquillaza, comunicación personal, 11 de setiembre de 2026).</w:t>
+            </w:r>
+            <w:commentRangeEnd w:id="80"/>
+            <w:r>
+              <w:rPr>
+                <w:rStyle w:val="CommentReference"/>
+              </w:rPr>
+              <w:commentReference w:id="80"/>
             </w:r>
           </w:p>
         </w:tc>
@@ -18922,11 +20642,19 @@
                 <w:iCs w:val="0"/>
               </w:rPr>
             </w:pPr>
-            <w:r>
-              <w:rPr>
-                <w:rtl w:val="0"/>
-              </w:rPr>
-              <w:t xml:space="preserve">Por definir tras el levantamiento de la línea base. </w:t>
+            <w:commentRangeStart w:id="81"/>
+            <w:r>
+              <w:rPr>
+                <w:rtl w:val="0"/>
+              </w:rPr>
+              <w:t xml:space="preserve">≤ 45 % de las cuentas contratadas por canal asistido, equivalente a 55 % de penetración digital, en dieciocho meses (propuesta del equipo).</w:t>
+            </w:r>
+            <w:commentRangeEnd w:id="81"/>
+            <w:r>
+              <w:rPr>
+                <w:rStyle w:val="CommentReference"/>
+              </w:rPr>
+              <w:commentReference w:id="81"/>
             </w:r>
             <w:r>
               <w:rPr>
@@ -18994,19 +20722,26 @@
         <w:jc w:val="both"/>
         <w:rPr/>
       </w:pPr>
+      <w:commentRangeStart w:id="82"/>
       <w:r>
         <w:rPr>
           <w:i w:val="0"/>
           <w:iCs w:val="0"/>
           <w:rtl w:val="0"/>
         </w:rPr>
-        <w:t xml:space="preserve">De los veint</w:t>
-      </w:r>
-      <w:r>
-        <w:rPr>
-          <w:rtl w:val="0"/>
-        </w:rPr>
-        <w:t xml:space="preserve">itrés</w:t>
+        <w:t xml:space="preserve">De los veinticinco indicadores definidos, quince cuentan con línea base pública directa, cinco con un proxy o una cota verificable y cinco carecen de cualquier dato público (tiempo de ciclo de la ruta asistida, sanciones firmes, abandono, activación y costo de adquisición). Esta proporción no invalida el análisis, pero sí condiciona su alcance y debe declararse con transparencia. Los indicadores sin línea base pública directa comparten una característica: corresponden a tiempos de ciclo, costos unitarios y tasas de conversión, es decir, información de gestión que ninguna entidad bancaria publica en sus reportes al mercado. Para cada uno de ellos, las Tablas 23 a 25 fijan el proxy o la cota disponible, el protocolo de medición (fórmula, fuente interna, frecuencia y responsable) y una meta relativa a la línea base que se levante en los primeros 90 días.</w:t>
+      </w:r>
+      <w:commentRangeEnd w:id="82"/>
+      <w:r>
+        <w:rPr>
+          <w:rStyle w:val="CommentReference"/>
+        </w:rPr>
+        <w:commentReference w:id="82"/>
+      </w:r>
+      <w:r>
+        <w:rPr>
+          <w:rtl w:val="0"/>
+        </w:rPr>
       </w:r>
       <w:r>
         <w:rPr>
@@ -19014,13 +20749,11 @@
           <w:iCs w:val="0"/>
           <w:rtl w:val="0"/>
         </w:rPr>
-        <w:t xml:space="preserve"> indicadores definidos, </w:t>
-      </w:r>
-      <w:r>
-        <w:rPr>
-          <w:rtl w:val="0"/>
-        </w:rPr>
-        <w:t xml:space="preserve">trece</w:t>
+      </w:r>
+      <w:r>
+        <w:rPr>
+          <w:rtl w:val="0"/>
+        </w:rPr>
       </w:r>
       <w:r>
         <w:rPr>
@@ -19028,13 +20761,11 @@
           <w:iCs w:val="0"/>
           <w:rtl w:val="0"/>
         </w:rPr>
-        <w:t xml:space="preserve"> cuentan con línea base pública verificable y </w:t>
-      </w:r>
-      <w:r>
-        <w:rPr>
-          <w:rtl w:val="0"/>
-        </w:rPr>
-        <w:t xml:space="preserve">diez</w:t>
+      </w:r>
+      <w:r>
+        <w:rPr>
+          <w:rtl w:val="0"/>
+        </w:rPr>
       </w:r>
       <w:r>
         <w:rPr>
@@ -19042,7 +20773,6 @@
           <w:iCs w:val="0"/>
           <w:rtl w:val="0"/>
         </w:rPr>
-        <w:t xml:space="preserve"> requieren levantamiento interno. Esta proporción no invalida el análisis, pero sí condiciona su alcance y debe declararse con transparencia. Los indicadores sin línea base pública comparten una característica: corresponden a tiempos de ciclo, costos unitarios y tasas de conversión, es decir, información de gestión que ninguna entidad bancaria publica en sus reportes al mercado.</w:t>
       </w:r>
       <w:r>
         <w:rPr>
@@ -19675,6 +21405,69 @@
             <w:rtl w:val="0"/>
           </w:rPr>
           <w:t xml:space="preserve">https://www.bbva.com/es/pe/empresas/la-app-bbva-empresas-2-0-crece-141-y-acelera-la-digitalizacion-de-las-pymes/</w:t>
+        </w:r>
+      </w:hyperlink>
+      <w:r>
+        <w:rPr>
+          <w:rtl w:val="0"/>
+        </w:rPr>
+        <w:t xml:space="preserve"> </w:t>
+      </w:r>
+      <w:r>
+        <w:rPr>
+          <w:rtl w:val="0"/>
+        </w:rPr>
+      </w:r>
+    </w:p>
+    <w:p>
+      <w:pPr>
+        <w:spacing w:after="160" w:line="360" w:lineRule="auto"/>
+        <w:ind w:left="720" w:hanging="720"/>
+        <w:jc w:val="left"/>
+        <w:rPr/>
+      </w:pPr>
+      <w:commentRangeStart w:id="83"/>
+      <w:r>
+        <w:rPr>
+          <w:i w:val="0"/>
+          <w:iCs w:val="0"/>
+          <w:rtl w:val="0"/>
+        </w:rPr>
+        <w:t xml:space="preserve">BBVA. (2026c, 9 de enero). </w:t>
+      </w:r>
+      <w:r>
+        <w:rPr>
+          <w:i w:val="1"/>
+          <w:iCs w:val="1"/>
+          <w:rtl w:val="0"/>
+        </w:rPr>
+        <w:t xml:space="preserve">El sector de las pymes sigue creciendo y fortaleciendo la economía peruana</w:t>
+      </w:r>
+      <w:commentRangeEnd w:id="83"/>
+      <w:r>
+        <w:rPr>
+          <w:rStyle w:val="CommentReference"/>
+        </w:rPr>
+        <w:commentReference w:id="83"/>
+      </w:r>
+      <w:r>
+        <w:rPr>
+          <w:i w:val="0"/>
+          <w:iCs w:val="0"/>
+          <w:rtl w:val="0"/>
+        </w:rPr>
+        <w:t xml:space="preserve">. </w:t>
+      </w:r>
+      <w:hyperlink r:id="rId34">
+        <w:r>
+          <w:rPr>
+            <w:i w:val="0"/>
+            <w:iCs w:val="0"/>
+            <w:color w:val="1155cc"/>
+            <w:u w:val="single"/>
+            <w:rtl w:val="0"/>
+          </w:rPr>
+          <w:t xml:space="preserve">https://www.bbva.com/es/pe/empresas/el-sector-de-las-pymes-sigue-creciendo-y-fortaleciendo-la-economia-peruana/</w:t>
         </w:r>
       </w:hyperlink>
       <w:r>
@@ -20163,6 +21956,22 @@
           <w:rtl w:val="0"/>
         </w:rPr>
       </w:r>
+      <w:commentRangeStart w:id="84"/>
+      <w:r>
+        <w:rPr>
+          <w:i w:val="0"/>
+          <w:iCs w:val="0"/>
+          <w:rtl w:val="0"/>
+        </w:rPr>
+        <w:t xml:space="preserve"> Las cuatro observaciones se aplicaron en la versión corregida del Entregable 1, como indica la columna «Estado» de la Tabla 26.</w:t>
+      </w:r>
+      <w:commentRangeEnd w:id="84"/>
+      <w:r>
+        <w:rPr>
+          <w:rStyle w:val="CommentReference"/>
+        </w:rPr>
+        <w:commentReference w:id="84"/>
+      </w:r>
     </w:p>
     <w:p>
       <w:pPr>
@@ -20207,7 +22016,7 @@
     <w:tbl>
       <w:tblPr>
         <w:tblStyle w:val="Table13"/>
-        <w:tblW w:w="9030.0" w:type="dxa"/>
+        <w:tblW w:w="9026" w:type="dxa"/>
         <w:jc w:val="left"/>
         <w:tblBorders>
           <w:top w:color="8496b0" w:space="0" w:sz="4" w:val="single"/>
@@ -20221,9 +22030,6 @@
         <w:tblLook w:val="0000"/>
       </w:tblPr>
       <w:tblGrid>
-        <w:gridCol w:w="705"/>
-        <w:gridCol w:w="4440"/>
-        <w:gridCol w:w="3885"/>
         <w:tblGridChange w:id="0">
           <w:tblGrid>
             <w:gridCol w:w="705"/>
@@ -20231,6 +22037,10 @@
             <w:gridCol w:w="3885"/>
           </w:tblGrid>
         </w:tblGridChange>
+        <w:gridCol w:w="600"/>
+        <w:gridCol w:w="3000"/>
+        <w:gridCol w:w="3000"/>
+        <w:gridCol w:w="2426"/>
       </w:tblGrid>
       <w:tr>
         <w:trPr>
@@ -20342,6 +22152,49 @@
             </w:r>
           </w:p>
         </w:tc>
+        <w:tc>
+          <w:tcPr>
+            <w:shd w:fill="1f3864" w:val="clear"/>
+            <w:tcMar>
+              <w:top w:w="60.0" w:type="dxa"/>
+              <w:left w:w="90.0" w:type="dxa"/>
+              <w:bottom w:w="60.0" w:type="dxa"/>
+              <w:right w:w="90.0" w:type="dxa"/>
+            </w:tcMar>
+            <w:vAlign w:val="center"/>
+          </w:tcPr>
+          <w:p>
+            <w:pPr>
+              <w:spacing w:after="0" w:line="240" w:lineRule="auto"/>
+              <w:jc w:val="center"/>
+              <w:rPr/>
+            </w:pPr>
+            <w:commentRangeStart w:id="85"/>
+            <w:r>
+              <w:rPr>
+                <w:b w:val="1"/>
+                <w:bCs w:val="1"/>
+                <w:i w:val="0"/>
+                <w:iCs w:val="0"/>
+                <w:color w:val="ffffff"/>
+                <w:rtl w:val="0"/>
+              </w:rPr>
+              <w:t xml:space="preserve">Estado</w:t>
+            </w:r>
+            <w:commentRangeEnd w:id="85"/>
+            <w:r>
+              <w:rPr>
+                <w:rStyle w:val="CommentReference"/>
+              </w:rPr>
+              <w:commentReference w:id="85"/>
+            </w:r>
+            <w:r>
+              <w:rPr>
+                <w:rtl w:val="0"/>
+              </w:rPr>
+            </w:r>
+          </w:p>
+        </w:tc>
       </w:tr>
       <w:tr>
         <w:trPr>
@@ -20441,6 +22294,45 @@
             </w:r>
           </w:p>
         </w:tc>
+        <w:tc>
+          <w:tcPr>
+            <w:tcMar>
+              <w:top w:w="60.0" w:type="dxa"/>
+              <w:left w:w="90.0" w:type="dxa"/>
+              <w:bottom w:w="60.0" w:type="dxa"/>
+              <w:right w:w="90.0" w:type="dxa"/>
+            </w:tcMar>
+            <w:vAlign w:val="center"/>
+          </w:tcPr>
+          <w:p>
+            <w:pPr>
+              <w:spacing w:after="0" w:line="240" w:lineRule="auto"/>
+              <w:jc w:val="left"/>
+              <w:rPr/>
+            </w:pPr>
+            <w:commentRangeStart w:id="86"/>
+            <w:r>
+              <w:rPr>
+                <w:i w:val="0"/>
+                <w:iCs w:val="0"/>
+                <w:rtl w:val="0"/>
+              </w:rPr>
+              <w:t xml:space="preserve">Aplicada en el Entregable 1 corregido: Tabla 6 y sección 1.6 actualizadas con mora de 2.69 % (2T2026) frente a 2.83 % del sistema.</w:t>
+            </w:r>
+            <w:commentRangeEnd w:id="86"/>
+            <w:r>
+              <w:rPr>
+                <w:rStyle w:val="CommentReference"/>
+              </w:rPr>
+              <w:commentReference w:id="86"/>
+            </w:r>
+            <w:r>
+              <w:rPr>
+                <w:rtl w:val="0"/>
+              </w:rPr>
+            </w:r>
+          </w:p>
+        </w:tc>
       </w:tr>
       <w:tr>
         <w:trPr>
@@ -20545,6 +22437,46 @@
             </w:r>
           </w:p>
         </w:tc>
+        <w:tc>
+          <w:tcPr>
+            <w:shd w:fill="f2f5fa" w:val="clear"/>
+            <w:tcMar>
+              <w:top w:w="60.0" w:type="dxa"/>
+              <w:left w:w="90.0" w:type="dxa"/>
+              <w:bottom w:w="60.0" w:type="dxa"/>
+              <w:right w:w="90.0" w:type="dxa"/>
+            </w:tcMar>
+            <w:vAlign w:val="center"/>
+          </w:tcPr>
+          <w:p>
+            <w:pPr>
+              <w:spacing w:after="0" w:line="240" w:lineRule="auto"/>
+              <w:jc w:val="left"/>
+              <w:rPr/>
+            </w:pPr>
+            <w:commentRangeStart w:id="87"/>
+            <w:r>
+              <w:rPr>
+                <w:i w:val="0"/>
+                <w:iCs w:val="0"/>
+                <w:rtl w:val="0"/>
+              </w:rPr>
+              <w:t xml:space="preserve">Aplicada: las citas de la sección 3 del Entregable 1 ahora usan (Banco BBVA Perú, 2026b) y (Banco BBVA Perú, 2026a).</w:t>
+            </w:r>
+            <w:commentRangeEnd w:id="87"/>
+            <w:r>
+              <w:rPr>
+                <w:rStyle w:val="CommentReference"/>
+              </w:rPr>
+              <w:commentReference w:id="87"/>
+            </w:r>
+            <w:r>
+              <w:rPr>
+                <w:rtl w:val="0"/>
+              </w:rPr>
+            </w:r>
+          </w:p>
+        </w:tc>
       </w:tr>
       <w:tr>
         <w:trPr>
@@ -20646,6 +22578,45 @@
             </w:r>
           </w:p>
         </w:tc>
+        <w:tc>
+          <w:tcPr>
+            <w:tcMar>
+              <w:top w:w="60.0" w:type="dxa"/>
+              <w:left w:w="90.0" w:type="dxa"/>
+              <w:bottom w:w="60.0" w:type="dxa"/>
+              <w:right w:w="90.0" w:type="dxa"/>
+            </w:tcMar>
+            <w:vAlign w:val="center"/>
+          </w:tcPr>
+          <w:p>
+            <w:pPr>
+              <w:spacing w:after="0" w:line="240" w:lineRule="auto"/>
+              <w:jc w:val="left"/>
+              <w:rPr/>
+            </w:pPr>
+            <w:commentRangeStart w:id="88"/>
+            <w:r>
+              <w:rPr>
+                <w:i w:val="0"/>
+                <w:iCs w:val="0"/>
+                <w:rtl w:val="0"/>
+              </w:rPr>
+              <w:t xml:space="preserve">Aplicada: las cuotas de 22.09 % y 20.90 % se replican al cierre de la sección 1.2 del Entregable 1.</w:t>
+            </w:r>
+            <w:commentRangeEnd w:id="88"/>
+            <w:r>
+              <w:rPr>
+                <w:rStyle w:val="CommentReference"/>
+              </w:rPr>
+              <w:commentReference w:id="88"/>
+            </w:r>
+            <w:r>
+              <w:rPr>
+                <w:rtl w:val="0"/>
+              </w:rPr>
+            </w:r>
+          </w:p>
+        </w:tc>
       </w:tr>
       <w:tr>
         <w:trPr>
@@ -20742,6 +22713,46 @@
                 <w:rtl w:val="0"/>
               </w:rPr>
               <w:t xml:space="preserve">Ampliar la Tabla 11 con los macroprocesos de negocio. Mientras tanto, la Tabla 14 de este documento establece la correspondencia entre los procesos extremo a extremo analizados y los macroprocesos tecnológicos ya declarados.</w:t>
+            </w:r>
+            <w:r>
+              <w:rPr>
+                <w:rtl w:val="0"/>
+              </w:rPr>
+            </w:r>
+          </w:p>
+        </w:tc>
+        <w:tc>
+          <w:tcPr>
+            <w:shd w:fill="f2f5fa" w:val="clear"/>
+            <w:tcMar>
+              <w:top w:w="60.0" w:type="dxa"/>
+              <w:left w:w="90.0" w:type="dxa"/>
+              <w:bottom w:w="60.0" w:type="dxa"/>
+              <w:right w:w="90.0" w:type="dxa"/>
+            </w:tcMar>
+            <w:vAlign w:val="center"/>
+          </w:tcPr>
+          <w:p>
+            <w:pPr>
+              <w:spacing w:after="0" w:line="240" w:lineRule="auto"/>
+              <w:jc w:val="left"/>
+              <w:rPr/>
+            </w:pPr>
+            <w:commentRangeStart w:id="89"/>
+            <w:r>
+              <w:rPr>
+                <w:i w:val="0"/>
+                <w:iCs w:val="0"/>
+                <w:rtl w:val="0"/>
+              </w:rPr>
+              <w:t xml:space="preserve">Aplicada: la Tabla 11 del Entregable 1 incorpora cinco macroprocesos de negocio.</w:t>
+            </w:r>
+            <w:commentRangeEnd w:id="89"/>
+            <w:r>
+              <w:rPr>
+                <w:rStyle w:val="CommentReference"/>
+              </w:rPr>
+              <w:commentReference w:id="89"/>
             </w:r>
             <w:r>
               <w:rPr>
@@ -21538,6 +23549,1286 @@
           <w:rtl w:val="0"/>
         </w:rPr>
         <w:t xml:space="preserve">Los 13,959 reclamos absueltos durante el trimestre representan una carga recurrente para las funciones de atención, operaciones y gestión del fraude.</w:t>
+      </w:r>
+    </w:p>
+  </w:comment>
+  <w:comment w:id="10" w:author="Jorge Chamorro" w:initials="JC" w:date="2026-10-03T16:49:41Z">
+    <w:p>
+      <w:pPr>
+        <w:pStyle w:val="CommentText"/>
+      </w:pPr>
+      <w:r>
+        <w:rPr>
+          <w:rStyle w:val="CommentReference"/>
+        </w:rPr>
+        <w:annotationRef/>
+      </w:r>
+      <w:r>
+        <w:t>Corrección Práctica 2, criterio 3 (Alineamiento estratégico e indicadores, 2/3): el docente pidió complementar con elementos medibles y cuantificables con líneas base reales. Esta oración presenta las dos columnas nuevas de la Tabla 22, que conectan cada dolor crítico con un valor medible del objetivo estratégico.</w:t>
+      </w:r>
+    </w:p>
+  </w:comment>
+  <w:comment w:id="11" w:author="Jorge Chamorro" w:initials="JC" w:date="2026-10-03T16:49:41Z">
+    <w:p>
+      <w:pPr>
+        <w:pStyle w:val="CommentText"/>
+      </w:pPr>
+      <w:r>
+        <w:rPr>
+          <w:rStyle w:val="CommentReference"/>
+        </w:rPr>
+        <w:annotationRef/>
+      </w:r>
+      <w:r>
+        <w:t>Corrección Práctica 2, criterio 3 (Alineamiento estratégico e indicadores, 2/3): el docente pidió complementar con elementos medibles y cuantificables con líneas base reales. Columna nueva con la línea base real (valor, periodo y fuente) del objetivo afectado por cada dolor crítico.</w:t>
+      </w:r>
+    </w:p>
+  </w:comment>
+  <w:comment w:id="12" w:author="Jorge Chamorro" w:initials="JC" w:date="2026-10-03T16:49:41Z">
+    <w:p>
+      <w:pPr>
+        <w:pStyle w:val="CommentText"/>
+      </w:pPr>
+      <w:r>
+        <w:rPr>
+          <w:rStyle w:val="CommentReference"/>
+        </w:rPr>
+        <w:annotationRef/>
+      </w:r>
+      <w:r>
+        <w:t>Corrección Práctica 2, criterio 3 (Alineamiento estratégico e indicadores, 2/3): el docente pidió complementar con elementos medibles y cuantificables con líneas base reales. Columna nueva con la meta cuantitativa a 18 meses del objetivo, coherente con la Tabla 10 del Entregable 1 corregido. Son metas propuestas por el equipo, pendientes de validación con la entidad.</w:t>
+      </w:r>
+    </w:p>
+  </w:comment>
+  <w:comment w:id="13" w:author="Jorge Chamorro" w:initials="JC" w:date="2026-10-03T16:49:41Z">
+    <w:p>
+      <w:pPr>
+        <w:pStyle w:val="CommentText"/>
+      </w:pPr>
+      <w:r>
+        <w:rPr>
+          <w:rStyle w:val="CommentReference"/>
+        </w:rPr>
+        <w:annotationRef/>
+      </w:r>
+      <w:r>
+        <w:t>Corrección Práctica 2, criterio 3 (Alineamiento estratégico e indicadores, 2/3): el docente pidió complementar con elementos medibles y cuantificables con líneas base reales. Línea base real para DC1–OE3. Cada cifra indica periodo y fuente pública (Memoria anual 2025, Informe de gestión 2T 2026 o cálculo propio explicitado).</w:t>
+      </w:r>
+    </w:p>
+  </w:comment>
+  <w:comment w:id="14" w:author="Jorge Chamorro" w:initials="JC" w:date="2026-10-03T16:49:41Z">
+    <w:p>
+      <w:pPr>
+        <w:pStyle w:val="CommentText"/>
+      </w:pPr>
+      <w:r>
+        <w:rPr>
+          <w:rStyle w:val="CommentReference"/>
+        </w:rPr>
+        <w:annotationRef/>
+      </w:r>
+      <w:r>
+        <w:t>Corrección Práctica 2, criterio 3 (Alineamiento estratégico e indicadores, 2/3): el docente pidió complementar con elementos medibles y cuantificables con líneas base reales. Meta cuantitativa para DC1–OE3, igual a la fijada en la Tabla 10 del Entregable 1 corregido o a la meta del indicador del dolor en las Tablas 23 a 25. Propuesta del equipo, pendiente de validación con la entidad.</w:t>
+      </w:r>
+    </w:p>
+  </w:comment>
+  <w:comment w:id="15" w:author="Jorge Chamorro" w:initials="JC" w:date="2026-10-03T16:49:41Z">
+    <w:p>
+      <w:pPr>
+        <w:pStyle w:val="CommentText"/>
+      </w:pPr>
+      <w:r>
+        <w:rPr>
+          <w:rStyle w:val="CommentReference"/>
+        </w:rPr>
+        <w:annotationRef/>
+      </w:r>
+      <w:r>
+        <w:t>Corrección Práctica 2, criterio 3 (Alineamiento estratégico e indicadores, 2/3): el docente pidió complementar con elementos medibles y cuantificables con líneas base reales. Línea base real para DC1–OE4. Cada cifra indica periodo y fuente pública (Memoria anual 2025, Informe de gestión 2T 2026 o cálculo propio explicitado).</w:t>
+      </w:r>
+    </w:p>
+  </w:comment>
+  <w:comment w:id="16" w:author="Jorge Chamorro" w:initials="JC" w:date="2026-10-03T16:49:41Z">
+    <w:p>
+      <w:pPr>
+        <w:pStyle w:val="CommentText"/>
+      </w:pPr>
+      <w:r>
+        <w:rPr>
+          <w:rStyle w:val="CommentReference"/>
+        </w:rPr>
+        <w:annotationRef/>
+      </w:r>
+      <w:r>
+        <w:t>Corrección Práctica 2, criterio 3 (Alineamiento estratégico e indicadores, 2/3): el docente pidió complementar con elementos medibles y cuantificables con líneas base reales. Meta cuantitativa para DC1–OE4, igual a la fijada en la Tabla 10 del Entregable 1 corregido o a la meta del indicador del dolor en las Tablas 23 a 25. Propuesta del equipo, pendiente de validación con la entidad.</w:t>
+      </w:r>
+    </w:p>
+  </w:comment>
+  <w:comment w:id="17" w:author="Jorge Chamorro" w:initials="JC" w:date="2026-10-03T16:49:41Z">
+    <w:p>
+      <w:pPr>
+        <w:pStyle w:val="CommentText"/>
+      </w:pPr>
+      <w:r>
+        <w:rPr>
+          <w:rStyle w:val="CommentReference"/>
+        </w:rPr>
+        <w:annotationRef/>
+      </w:r>
+      <w:r>
+        <w:t>Corrección Práctica 2, criterio 3 (Alineamiento estratégico e indicadores, 2/3): el docente pidió complementar con elementos medibles y cuantificables con líneas base reales. Línea base real para DC1–OE5. Cada cifra indica periodo y fuente pública (Memoria anual 2025, Informe de gestión 2T 2026 o cálculo propio explicitado).</w:t>
+      </w:r>
+    </w:p>
+  </w:comment>
+  <w:comment w:id="18" w:author="Jorge Chamorro" w:initials="JC" w:date="2026-10-03T16:49:41Z">
+    <w:p>
+      <w:pPr>
+        <w:pStyle w:val="CommentText"/>
+      </w:pPr>
+      <w:r>
+        <w:rPr>
+          <w:rStyle w:val="CommentReference"/>
+        </w:rPr>
+        <w:annotationRef/>
+      </w:r>
+      <w:r>
+        <w:t>Corrección Práctica 2, criterio 3 (Alineamiento estratégico e indicadores, 2/3): el docente pidió complementar con elementos medibles y cuantificables con líneas base reales. Meta cuantitativa para DC1–OE5, igual a la fijada en la Tabla 10 del Entregable 1 corregido o a la meta del indicador del dolor en las Tablas 23 a 25. Propuesta del equipo, pendiente de validación con la entidad.</w:t>
+      </w:r>
+    </w:p>
+  </w:comment>
+  <w:comment w:id="19" w:author="Jorge Chamorro" w:initials="JC" w:date="2026-10-03T16:49:41Z">
+    <w:p>
+      <w:pPr>
+        <w:pStyle w:val="CommentText"/>
+      </w:pPr>
+      <w:r>
+        <w:rPr>
+          <w:rStyle w:val="CommentReference"/>
+        </w:rPr>
+        <w:annotationRef/>
+      </w:r>
+      <w:r>
+        <w:t>Corrección Práctica 2, criterio 3 (Alineamiento estratégico e indicadores, 2/3): el docente pidió complementar con elementos medibles y cuantificables con líneas base reales. Línea base real para DC2–OE1. Cada cifra indica periodo y fuente pública (Memoria anual 2025, Informe de gestión 2T 2026 o cálculo propio explicitado).</w:t>
+      </w:r>
+    </w:p>
+  </w:comment>
+  <w:comment w:id="20" w:author="Jorge Chamorro" w:initials="JC" w:date="2026-10-03T16:49:41Z">
+    <w:p>
+      <w:pPr>
+        <w:pStyle w:val="CommentText"/>
+      </w:pPr>
+      <w:r>
+        <w:rPr>
+          <w:rStyle w:val="CommentReference"/>
+        </w:rPr>
+        <w:annotationRef/>
+      </w:r>
+      <w:r>
+        <w:t>Corrección Práctica 2, criterio 3 (Alineamiento estratégico e indicadores, 2/3): el docente pidió complementar con elementos medibles y cuantificables con líneas base reales. Meta cuantitativa para DC2–OE1, igual a la fijada en la Tabla 10 del Entregable 1 corregido o a la meta del indicador del dolor en las Tablas 23 a 25. Propuesta del equipo, pendiente de validación con la entidad.</w:t>
+      </w:r>
+    </w:p>
+  </w:comment>
+  <w:comment w:id="21" w:author="Jorge Chamorro" w:initials="JC" w:date="2026-10-03T16:49:41Z">
+    <w:p>
+      <w:pPr>
+        <w:pStyle w:val="CommentText"/>
+      </w:pPr>
+      <w:r>
+        <w:rPr>
+          <w:rStyle w:val="CommentReference"/>
+        </w:rPr>
+        <w:annotationRef/>
+      </w:r>
+      <w:r>
+        <w:t>Corrección Práctica 2, criterio 3 (Alineamiento estratégico e indicadores, 2/3): el docente pidió complementar con elementos medibles y cuantificables con líneas base reales. Línea base real para DC2–OE5. Cada cifra indica periodo y fuente pública (Memoria anual 2025, Informe de gestión 2T 2026 o cálculo propio explicitado).</w:t>
+      </w:r>
+    </w:p>
+  </w:comment>
+  <w:comment w:id="22" w:author="Jorge Chamorro" w:initials="JC" w:date="2026-10-03T16:49:41Z">
+    <w:p>
+      <w:pPr>
+        <w:pStyle w:val="CommentText"/>
+      </w:pPr>
+      <w:r>
+        <w:rPr>
+          <w:rStyle w:val="CommentReference"/>
+        </w:rPr>
+        <w:annotationRef/>
+      </w:r>
+      <w:r>
+        <w:t>Corrección Práctica 2, criterio 3 (Alineamiento estratégico e indicadores, 2/3): el docente pidió complementar con elementos medibles y cuantificables con líneas base reales. Meta cuantitativa para DC2–OE5, igual a la fijada en la Tabla 10 del Entregable 1 corregido o a la meta del indicador del dolor en las Tablas 23 a 25. Propuesta del equipo, pendiente de validación con la entidad.</w:t>
+      </w:r>
+    </w:p>
+  </w:comment>
+  <w:comment w:id="23" w:author="Jorge Chamorro" w:initials="JC" w:date="2026-10-03T16:49:41Z">
+    <w:p>
+      <w:pPr>
+        <w:pStyle w:val="CommentText"/>
+      </w:pPr>
+      <w:r>
+        <w:rPr>
+          <w:rStyle w:val="CommentReference"/>
+        </w:rPr>
+        <w:annotationRef/>
+      </w:r>
+      <w:r>
+        <w:t>Corrección Práctica 2, criterio 3 (Alineamiento estratégico e indicadores, 2/3): el docente pidió complementar con elementos medibles y cuantificables con líneas base reales. Línea base real para DC2–OE6. Cada cifra indica periodo y fuente pública (Memoria anual 2025, Informe de gestión 2T 2026 o cálculo propio explicitado).</w:t>
+      </w:r>
+    </w:p>
+  </w:comment>
+  <w:comment w:id="24" w:author="Jorge Chamorro" w:initials="JC" w:date="2026-10-03T16:49:41Z">
+    <w:p>
+      <w:pPr>
+        <w:pStyle w:val="CommentText"/>
+      </w:pPr>
+      <w:r>
+        <w:rPr>
+          <w:rStyle w:val="CommentReference"/>
+        </w:rPr>
+        <w:annotationRef/>
+      </w:r>
+      <w:r>
+        <w:t>Corrección Práctica 2, criterio 3 (Alineamiento estratégico e indicadores, 2/3): el docente pidió complementar con elementos medibles y cuantificables con líneas base reales. Meta cuantitativa para DC2–OE6, igual a la fijada en la Tabla 10 del Entregable 1 corregido o a la meta del indicador del dolor en las Tablas 23 a 25. Propuesta del equipo, pendiente de validación con la entidad.</w:t>
+      </w:r>
+    </w:p>
+  </w:comment>
+  <w:comment w:id="25" w:author="Jorge Chamorro" w:initials="JC" w:date="2026-10-03T16:49:41Z">
+    <w:p>
+      <w:pPr>
+        <w:pStyle w:val="CommentText"/>
+      </w:pPr>
+      <w:r>
+        <w:rPr>
+          <w:rStyle w:val="CommentReference"/>
+        </w:rPr>
+        <w:annotationRef/>
+      </w:r>
+      <w:r>
+        <w:t>Corrección Práctica 2, criterio 3 (Alineamiento estratégico e indicadores, 2/3): el docente pidió complementar con elementos medibles y cuantificables con líneas base reales. Línea base real para DC3–OE1. Cada cifra indica periodo y fuente pública (Memoria anual 2025, Informe de gestión 2T 2026 o cálculo propio explicitado).</w:t>
+      </w:r>
+    </w:p>
+  </w:comment>
+  <w:comment w:id="26" w:author="Jorge Chamorro" w:initials="JC" w:date="2026-10-03T16:49:41Z">
+    <w:p>
+      <w:pPr>
+        <w:pStyle w:val="CommentText"/>
+      </w:pPr>
+      <w:r>
+        <w:rPr>
+          <w:rStyle w:val="CommentReference"/>
+        </w:rPr>
+        <w:annotationRef/>
+      </w:r>
+      <w:r>
+        <w:t>Corrección Práctica 2, criterio 3 (Alineamiento estratégico e indicadores, 2/3): el docente pidió complementar con elementos medibles y cuantificables con líneas base reales. Meta cuantitativa para DC3–OE1, igual a la fijada en la Tabla 10 del Entregable 1 corregido o a la meta del indicador del dolor en las Tablas 23 a 25. Propuesta del equipo, pendiente de validación con la entidad.</w:t>
+      </w:r>
+    </w:p>
+  </w:comment>
+  <w:comment w:id="27" w:author="Jorge Chamorro" w:initials="JC" w:date="2026-10-03T16:49:41Z">
+    <w:p>
+      <w:pPr>
+        <w:pStyle w:val="CommentText"/>
+      </w:pPr>
+      <w:r>
+        <w:rPr>
+          <w:rStyle w:val="CommentReference"/>
+        </w:rPr>
+        <w:annotationRef/>
+      </w:r>
+      <w:r>
+        <w:t>Corrección Práctica 2, criterio 3 (Alineamiento estratégico e indicadores, 2/3): el docente pidió complementar con elementos medibles y cuantificables con líneas base reales. Línea base real para DC3–OE4. Cada cifra indica periodo y fuente pública (Memoria anual 2025, Informe de gestión 2T 2026 o cálculo propio explicitado).</w:t>
+      </w:r>
+    </w:p>
+  </w:comment>
+  <w:comment w:id="28" w:author="Jorge Chamorro" w:initials="JC" w:date="2026-10-03T16:49:41Z">
+    <w:p>
+      <w:pPr>
+        <w:pStyle w:val="CommentText"/>
+      </w:pPr>
+      <w:r>
+        <w:rPr>
+          <w:rStyle w:val="CommentReference"/>
+        </w:rPr>
+        <w:annotationRef/>
+      </w:r>
+      <w:r>
+        <w:t>Corrección Práctica 2, criterio 3 (Alineamiento estratégico e indicadores, 2/3): el docente pidió complementar con elementos medibles y cuantificables con líneas base reales. Meta cuantitativa para DC3–OE4, igual a la fijada en la Tabla 10 del Entregable 1 corregido o a la meta del indicador del dolor en las Tablas 23 a 25. Propuesta del equipo, pendiente de validación con la entidad.</w:t>
+      </w:r>
+    </w:p>
+  </w:comment>
+  <w:comment w:id="29" w:author="Jorge Chamorro" w:initials="JC" w:date="2026-10-03T16:49:41Z">
+    <w:p>
+      <w:pPr>
+        <w:pStyle w:val="CommentText"/>
+      </w:pPr>
+      <w:r>
+        <w:rPr>
+          <w:rStyle w:val="CommentReference"/>
+        </w:rPr>
+        <w:annotationRef/>
+      </w:r>
+      <w:r>
+        <w:t>Corrección Práctica 2, criterio 3 (Alineamiento estratégico e indicadores, 2/3): el docente pidió complementar con elementos medibles y cuantificables con líneas base reales. Línea base real para DC3–OE5. Cada cifra indica periodo y fuente pública (Memoria anual 2025, Informe de gestión 2T 2026 o cálculo propio explicitado).</w:t>
+      </w:r>
+    </w:p>
+  </w:comment>
+  <w:comment w:id="30" w:author="Jorge Chamorro" w:initials="JC" w:date="2026-10-03T16:49:41Z">
+    <w:p>
+      <w:pPr>
+        <w:pStyle w:val="CommentText"/>
+      </w:pPr>
+      <w:r>
+        <w:rPr>
+          <w:rStyle w:val="CommentReference"/>
+        </w:rPr>
+        <w:annotationRef/>
+      </w:r>
+      <w:r>
+        <w:t>Corrección Práctica 2, criterio 3 (Alineamiento estratégico e indicadores, 2/3): el docente pidió complementar con elementos medibles y cuantificables con líneas base reales. Meta cuantitativa para DC3–OE5, igual a la fijada en la Tabla 10 del Entregable 1 corregido o a la meta del indicador del dolor en las Tablas 23 a 25. Propuesta del equipo, pendiente de validación con la entidad.</w:t>
+      </w:r>
+    </w:p>
+  </w:comment>
+  <w:comment w:id="31" w:author="Jorge Chamorro" w:initials="JC" w:date="2026-10-03T16:49:41Z">
+    <w:p>
+      <w:pPr>
+        <w:pStyle w:val="CommentText"/>
+      </w:pPr>
+      <w:r>
+        <w:rPr>
+          <w:rStyle w:val="CommentReference"/>
+        </w:rPr>
+        <w:annotationRef/>
+      </w:r>
+      <w:r>
+        <w:t>Corrección Práctica 2, criterio 3 (Alineamiento estratégico e indicadores, 2/3): el docente pidió complementar con elementos medibles y cuantificables con líneas base reales. La nota declara el origen de las líneas base y el carácter propuesto de las metas.</w:t>
+      </w:r>
+    </w:p>
+  </w:comment>
+  <w:comment w:id="32" w:author="Jorge Chamorro" w:initials="JC" w:date="2026-10-03T16:49:41Z">
+    <w:p>
+      <w:pPr>
+        <w:pStyle w:val="CommentText"/>
+      </w:pPr>
+      <w:r>
+        <w:rPr>
+          <w:rStyle w:val="CommentReference"/>
+        </w:rPr>
+        <w:annotationRef/>
+      </w:r>
+      <w:r>
+        <w:t>Corrección Práctica 2, criterio 3 (Alineamiento estratégico e indicadores, 2/3): el docente pidió complementar con elementos medibles y cuantificables con líneas base reales. Se explicita la regla de cuantificación aplicada a las Tablas 23 a 25: línea base real con periodo y fuente; si no existe, proxy o cota verificable, protocolo de medición y meta relativa. No se inventan cifras.</w:t>
+      </w:r>
+    </w:p>
+  </w:comment>
+  <w:comment w:id="33" w:author="Jorge Chamorro" w:initials="JC" w:date="2026-10-03T16:49:41Z">
+    <w:p>
+      <w:pPr>
+        <w:pStyle w:val="CommentText"/>
+      </w:pPr>
+      <w:r>
+        <w:rPr>
+          <w:rStyle w:val="CommentReference"/>
+        </w:rPr>
+        <w:annotationRef/>
+      </w:r>
+      <w:r>
+        <w:t>Corrección Práctica 2, criterio 3 (Alineamiento estratégico e indicadores, 2/3): el docente pidió complementar con elementos medibles y cuantificables con líneas base reales. Se agrega la serie histórica de la misma variable (≈ 30 % al cierre de 2025, según el artículo de BBVA del 9 de enero de 2026, vs. un tercio al 2T2026) para medir el ritmo real de avance. Validar el título exacto del artículo citado como BBVA (2026c).</w:t>
+      </w:r>
+    </w:p>
+  </w:comment>
+  <w:comment w:id="34" w:author="Jorge Chamorro" w:initials="JC" w:date="2026-10-03T16:49:41Z">
+    <w:p>
+      <w:pPr>
+        <w:pStyle w:val="CommentText"/>
+      </w:pPr>
+      <w:r>
+        <w:rPr>
+          <w:rStyle w:val="CommentReference"/>
+        </w:rPr>
+        <w:annotationRef/>
+      </w:r>
+      <w:r>
+        <w:t>Corrección Práctica 2, criterio 3 (Alineamiento estratégico e indicadores, 2/3): el docente pidió complementar con elementos medibles y cuantificables con líneas base reales. Se cuantifica la meta de 60 %: +27 puntos, con ritmo requerido ≈ 18 puntos/año frente a ≈ 6 observados. Meta propuesta por el equipo, pendiente de validación con la entidad.</w:t>
+      </w:r>
+    </w:p>
+  </w:comment>
+  <w:comment w:id="35" w:author="Jorge Chamorro" w:initials="JC" w:date="2026-10-03T16:49:41Z">
+    <w:p>
+      <w:pPr>
+        <w:pStyle w:val="CommentText"/>
+      </w:pPr>
+      <w:r>
+        <w:rPr>
+          <w:rStyle w:val="CommentReference"/>
+        </w:rPr>
+        <w:annotationRef/>
+      </w:r>
+      <w:r>
+        <w:t>Corrección Práctica 2, criterio 3 (Alineamiento estratégico e indicadores, 2/3): el docente pidió complementar con elementos medibles y cuantificables con líneas base reales. Se agrega un segundo dato público verificable de tiempo de contratación digital, tomado de la página oficial del producto ya citada en la Tabla 15.</w:t>
+      </w:r>
+    </w:p>
+  </w:comment>
+  <w:comment w:id="36" w:author="Jorge Chamorro" w:initials="JC" w:date="2026-10-03T16:49:41Z">
+    <w:p>
+      <w:pPr>
+        <w:pStyle w:val="CommentText"/>
+      </w:pPr>
+      <w:r>
+        <w:rPr>
+          <w:rStyle w:val="CommentReference"/>
+        </w:rPr>
+        <w:annotationRef/>
+      </w:r>
+      <w:r>
+        <w:t>Corrección Práctica 2, criterio 3 (Alineamiento estratégico e indicadores, 2/3): el docente pidió complementar con elementos medibles y cuantificables con líneas base reales. Protocolo de medición (fórmula, fuente interna, frecuencia y responsable) para que el indicador sea medible aunque no exista dato público.</w:t>
+      </w:r>
+    </w:p>
+  </w:comment>
+  <w:comment w:id="37" w:author="Jorge Chamorro" w:initials="JC" w:date="2026-10-03T16:49:41Z">
+    <w:p>
+      <w:pPr>
+        <w:pStyle w:val="CommentText"/>
+      </w:pPr>
+      <w:r>
+        <w:rPr>
+          <w:rStyle w:val="CommentReference"/>
+        </w:rPr>
+        <w:annotationRef/>
+      </w:r>
+      <w:r>
+        <w:t>Corrección Práctica 2, criterio 3 (Alineamiento estratégico e indicadores, 2/3): el docente pidió complementar con elementos medibles y cuantificables con líneas base reales. No hay línea base pública del tiempo de la ruta asistida; se consigna la única cota verificable (ruta digital = 3 min) y el plazo para levantar la línea base real. No se inventa una cifra.</w:t>
+      </w:r>
+    </w:p>
+  </w:comment>
+  <w:comment w:id="38" w:author="Jorge Chamorro" w:initials="JC" w:date="2026-10-03T16:49:41Z">
+    <w:p>
+      <w:pPr>
+        <w:pStyle w:val="CommentText"/>
+      </w:pPr>
+      <w:r>
+        <w:rPr>
+          <w:rStyle w:val="CommentReference"/>
+        </w:rPr>
+        <w:annotationRef/>
+      </w:r>
+      <w:r>
+        <w:t>Corrección Práctica 2, criterio 3 (Alineamiento estratégico e indicadores, 2/3): el docente pidió complementar con elementos medibles y cuantificables con líneas base reales. Meta cuantificada de forma relativa a la línea base futura (−30 %), propuesta del equipo y pendiente de validación con la entidad.</w:t>
+      </w:r>
+    </w:p>
+  </w:comment>
+  <w:comment w:id="39" w:author="Jorge Chamorro" w:initials="JC" w:date="2026-10-03T16:49:41Z">
+    <w:p>
+      <w:pPr>
+        <w:pStyle w:val="CommentText"/>
+      </w:pPr>
+      <w:r>
+        <w:rPr>
+          <w:rStyle w:val="CommentReference"/>
+        </w:rPr>
+        <w:annotationRef/>
+      </w:r>
+      <w:r>
+        <w:t>Corrección Práctica 2, criterio 3 (Alineamiento estratégico e indicadores, 2/3): el docente pidió complementar con elementos medibles y cuantificables con líneas base reales. Protocolo de medición del costo unitario por canal.</w:t>
+      </w:r>
+    </w:p>
+  </w:comment>
+  <w:comment w:id="40" w:author="Jorge Chamorro" w:initials="JC" w:date="2026-10-03T16:49:41Z">
+    <w:p>
+      <w:pPr>
+        <w:pStyle w:val="CommentText"/>
+      </w:pPr>
+      <w:r>
+        <w:rPr>
+          <w:rStyle w:val="CommentReference"/>
+        </w:rPr>
+        <w:annotationRef/>
+      </w:r>
+      <w:r>
+        <w:t>Corrección Práctica 2, criterio 3 (Alineamiento estratégico e indicadores, 2/3): el docente pidió complementar con elementos medibles y cuantificables con líneas base reales. Se reemplaza el vacío por un proxy real y público (ratio de eficiencia 2T 2026) y se declara su limitación (no distingue canal ni segmento).</w:t>
+      </w:r>
+    </w:p>
+  </w:comment>
+  <w:comment w:id="41" w:author="Jorge Chamorro" w:initials="JC" w:date="2026-10-03T16:49:41Z">
+    <w:p>
+      <w:pPr>
+        <w:pStyle w:val="CommentText"/>
+      </w:pPr>
+      <w:r>
+        <w:rPr>
+          <w:rStyle w:val="CommentReference"/>
+        </w:rPr>
+        <w:annotationRef/>
+      </w:r>
+      <w:r>
+        <w:t>Corrección Práctica 2, criterio 3 (Alineamiento estratégico e indicadores, 2/3): el docente pidió complementar con elementos medibles y cuantificables con líneas base reales. Meta cuantificada (−20 % relativo a la línea base futura) anclada en el ratio de eficiencia institucional; propuesta del equipo.</w:t>
+      </w:r>
+    </w:p>
+  </w:comment>
+  <w:comment w:id="42" w:author="Jorge Chamorro" w:initials="JC" w:date="2026-10-03T16:49:41Z">
+    <w:p>
+      <w:pPr>
+        <w:pStyle w:val="CommentText"/>
+      </w:pPr>
+      <w:r>
+        <w:rPr>
+          <w:rStyle w:val="CommentReference"/>
+        </w:rPr>
+        <w:annotationRef/>
+      </w:r>
+      <w:r>
+        <w:t>Corrección Práctica 2, criterio 3 (Alineamiento estratégico e indicadores, 2/3): el docente pidió complementar con elementos medibles y cuantificables con líneas base reales. Se corrige el formato de la cifra, se agrega el periodo y la página de la fuente y se explicita la brecha numérica (18.97 puntos).</w:t>
+      </w:r>
+    </w:p>
+  </w:comment>
+  <w:comment w:id="43" w:author="Jorge Chamorro" w:initials="JC" w:date="2026-10-03T16:49:41Z">
+    <w:p>
+      <w:pPr>
+        <w:pStyle w:val="CommentText"/>
+      </w:pPr>
+      <w:r>
+        <w:rPr>
+          <w:rStyle w:val="CommentReference"/>
+        </w:rPr>
+        <w:annotationRef/>
+      </w:r>
+      <w:r>
+        <w:t>Corrección Práctica 2, criterio 3 (Alineamiento estratégico e indicadores, 2/3): el docente pidió complementar con elementos medibles y cuantificables con líneas base reales. La meta «reducir a la mitad la brecha» se convierte en un valor numérico (NPS Pyme ≥ 43.0), igual al de la Tabla 10 del Entregable 1 corregido. Propuesta del equipo.</w:t>
+      </w:r>
+    </w:p>
+  </w:comment>
+  <w:comment w:id="44" w:author="Jorge Chamorro" w:initials="JC" w:date="2026-10-03T16:49:41Z">
+    <w:p>
+      <w:pPr>
+        <w:pStyle w:val="CommentText"/>
+      </w:pPr>
+      <w:r>
+        <w:rPr>
+          <w:rStyle w:val="CommentReference"/>
+        </w:rPr>
+        <w:annotationRef/>
+      </w:r>
+      <w:r>
+        <w:t>Corrección Práctica 2, criterio 3 (Alineamiento estratégico e indicadores, 2/3): el docente pidió complementar con elementos medibles y cuantificables con líneas base reales. Protocolo de medición de la tasa de aprobación.</w:t>
+      </w:r>
+    </w:p>
+  </w:comment>
+  <w:comment w:id="45" w:author="Jorge Chamorro" w:initials="JC" w:date="2026-10-03T16:49:41Z">
+    <w:p>
+      <w:pPr>
+        <w:pStyle w:val="CommentText"/>
+      </w:pPr>
+      <w:r>
+        <w:rPr>
+          <w:rStyle w:val="CommentReference"/>
+        </w:rPr>
+        <w:annotationRef/>
+      </w:r>
+      <w:r>
+        <w:t>Corrección Práctica 2, criterio 3 (Alineamiento estratégico e indicadores, 2/3): el docente pidió complementar con elementos medibles y cuantificables con líneas base reales. Se mantiene la referencia sectorial pero se declara su limitación de comparabilidad y el plazo para levantar la línea base real.</w:t>
+      </w:r>
+    </w:p>
+  </w:comment>
+  <w:comment w:id="46" w:author="Jorge Chamorro" w:initials="JC" w:date="2026-10-03T16:49:41Z">
+    <w:p>
+      <w:pPr>
+        <w:pStyle w:val="CommentText"/>
+      </w:pPr>
+      <w:r>
+        <w:rPr>
+          <w:rStyle w:val="CommentReference"/>
+        </w:rPr>
+        <w:annotationRef/>
+      </w:r>
+      <w:r>
+        <w:t>Corrección Práctica 2, criterio 3 (Alineamiento estratégico e indicadores, 2/3): el docente pidió complementar con elementos medibles y cuantificables con líneas base reales. Meta cuantificada (+5 puntos porcentuales) con un límite de calidad de cartera (mora ≤ 2.69 %, línea base real); propuesta del equipo.</w:t>
+      </w:r>
+    </w:p>
+  </w:comment>
+  <w:comment w:id="47" w:author="Jorge Chamorro" w:initials="JC" w:date="2026-10-03T16:49:41Z">
+    <w:p>
+      <w:pPr>
+        <w:pStyle w:val="CommentText"/>
+      </w:pPr>
+      <w:r>
+        <w:rPr>
+          <w:rStyle w:val="CommentReference"/>
+        </w:rPr>
+        <w:annotationRef/>
+      </w:r>
+      <w:r>
+        <w:t>Corrección Práctica 2, criterio 3 (Alineamiento estratégico e indicadores, 2/3): el docente pidió complementar con elementos medibles y cuantificables con líneas base reales. Indicador nuevo con línea base pública real (48 %, Reusche, 2026): mide la vinculación del segmento Pyme, que condiciona el beneficio económico de ampliar la originación digital. Meta propuesta por el equipo.</w:t>
+      </w:r>
+    </w:p>
+  </w:comment>
+  <w:comment w:id="48" w:author="Jorge Chamorro" w:initials="JC" w:date="2026-10-03T16:49:41Z">
+    <w:p>
+      <w:pPr>
+        <w:pStyle w:val="CommentText"/>
+      </w:pPr>
+      <w:r>
+        <w:rPr>
+          <w:rStyle w:val="CommentReference"/>
+        </w:rPr>
+        <w:annotationRef/>
+      </w:r>
+      <w:r>
+        <w:t>Corrección Práctica 2, criterio 3 (Alineamiento estratégico e indicadores, 2/3): el docente pidió complementar con elementos medibles y cuantificables con líneas base reales. Indicador nuevo con línea base pública real (48 %, Reusche, 2026): mide la vinculación del segmento Pyme, que condiciona el beneficio económico de ampliar la originación digital. Meta propuesta por el equipo.</w:t>
+      </w:r>
+    </w:p>
+  </w:comment>
+  <w:comment w:id="49" w:author="Jorge Chamorro" w:initials="JC" w:date="2026-10-03T16:49:41Z">
+    <w:p>
+      <w:pPr>
+        <w:pStyle w:val="CommentText"/>
+      </w:pPr>
+      <w:r>
+        <w:rPr>
+          <w:rStyle w:val="CommentReference"/>
+        </w:rPr>
+        <w:annotationRef/>
+      </w:r>
+      <w:r>
+        <w:t>Corrección Práctica 2, criterio 3 (Alineamiento estratégico e indicadores, 2/3): el docente pidió complementar con elementos medibles y cuantificables con líneas base reales. Indicador nuevo con línea base pública real (48 %, Reusche, 2026): mide la vinculación del segmento Pyme, que condiciona el beneficio económico de ampliar la originación digital. Meta propuesta por el equipo.</w:t>
+      </w:r>
+    </w:p>
+  </w:comment>
+  <w:comment w:id="50" w:author="Jorge Chamorro" w:initials="JC" w:date="2026-10-03T16:49:41Z">
+    <w:p>
+      <w:pPr>
+        <w:pStyle w:val="CommentText"/>
+      </w:pPr>
+      <w:r>
+        <w:rPr>
+          <w:rStyle w:val="CommentReference"/>
+        </w:rPr>
+        <w:annotationRef/>
+      </w:r>
+      <w:r>
+        <w:t>Corrección Práctica 2, criterio 3 (Alineamiento estratégico e indicadores, 2/3): el docente pidió complementar con elementos medibles y cuantificables con líneas base reales. Indicador nuevo con línea base pública real (48 %, Reusche, 2026): mide la vinculación del segmento Pyme, que condiciona el beneficio económico de ampliar la originación digital. Meta propuesta por el equipo.</w:t>
+      </w:r>
+    </w:p>
+  </w:comment>
+  <w:comment w:id="51" w:author="Jorge Chamorro" w:initials="JC" w:date="2026-10-03T16:49:41Z">
+    <w:p>
+      <w:pPr>
+        <w:pStyle w:val="CommentText"/>
+      </w:pPr>
+      <w:r>
+        <w:rPr>
+          <w:rStyle w:val="CommentReference"/>
+        </w:rPr>
+        <w:annotationRef/>
+      </w:r>
+      <w:r>
+        <w:t>Corrección Práctica 2, criterio 3 (Alineamiento estratégico e indicadores, 2/3): el docente pidió complementar con elementos medibles y cuantificables con líneas base reales. Indicador nuevo con línea base real (mora 2.69 % vs. 2.83 % del sistema) que acompaña al dolor D4 (riesgo de la microempresa) y evita que la meta de originación digital se alcance a costa de la calidad de cartera.</w:t>
+      </w:r>
+    </w:p>
+  </w:comment>
+  <w:comment w:id="52" w:author="Jorge Chamorro" w:initials="JC" w:date="2026-10-03T16:49:41Z">
+    <w:p>
+      <w:pPr>
+        <w:pStyle w:val="CommentText"/>
+      </w:pPr>
+      <w:r>
+        <w:rPr>
+          <w:rStyle w:val="CommentReference"/>
+        </w:rPr>
+        <w:annotationRef/>
+      </w:r>
+      <w:r>
+        <w:t>Corrección Práctica 2, criterio 3 (Alineamiento estratégico e indicadores, 2/3): el docente pidió complementar con elementos medibles y cuantificables con líneas base reales. Indicador nuevo con línea base real (mora 2.69 % vs. 2.83 % del sistema) que acompaña al dolor D4 (riesgo de la microempresa) y evita que la meta de originación digital se alcance a costa de la calidad de cartera.</w:t>
+      </w:r>
+    </w:p>
+  </w:comment>
+  <w:comment w:id="53" w:author="Jorge Chamorro" w:initials="JC" w:date="2026-10-03T16:49:41Z">
+    <w:p>
+      <w:pPr>
+        <w:pStyle w:val="CommentText"/>
+      </w:pPr>
+      <w:r>
+        <w:rPr>
+          <w:rStyle w:val="CommentReference"/>
+        </w:rPr>
+        <w:annotationRef/>
+      </w:r>
+      <w:r>
+        <w:t>Corrección Práctica 2, criterio 3 (Alineamiento estratégico e indicadores, 2/3): el docente pidió complementar con elementos medibles y cuantificables con líneas base reales. Indicador nuevo con línea base real (mora 2.69 % vs. 2.83 % del sistema) que acompaña al dolor D4 (riesgo de la microempresa) y evita que la meta de originación digital se alcance a costa de la calidad de cartera.</w:t>
+      </w:r>
+    </w:p>
+  </w:comment>
+  <w:comment w:id="54" w:author="Jorge Chamorro" w:initials="JC" w:date="2026-10-03T16:49:41Z">
+    <w:p>
+      <w:pPr>
+        <w:pStyle w:val="CommentText"/>
+      </w:pPr>
+      <w:r>
+        <w:rPr>
+          <w:rStyle w:val="CommentReference"/>
+        </w:rPr>
+        <w:annotationRef/>
+      </w:r>
+      <w:r>
+        <w:t>Corrección Práctica 2, criterio 3 (Alineamiento estratégico e indicadores, 2/3): el docente pidió complementar con elementos medibles y cuantificables con líneas base reales. Indicador nuevo con línea base real (mora 2.69 % vs. 2.83 % del sistema) que acompaña al dolor D4 (riesgo de la microempresa) y evita que la meta de originación digital se alcance a costa de la calidad de cartera.</w:t>
+      </w:r>
+    </w:p>
+  </w:comment>
+  <w:comment w:id="55" w:author="Jorge Chamorro" w:initials="JC" w:date="2026-10-03T16:49:41Z">
+    <w:p>
+      <w:pPr>
+        <w:pStyle w:val="CommentText"/>
+      </w:pPr>
+      <w:r>
+        <w:rPr>
+          <w:rStyle w:val="CommentReference"/>
+        </w:rPr>
+        <w:annotationRef/>
+      </w:r>
+      <w:r>
+        <w:t>Corrección Práctica 2, criterio 3 (Alineamiento estratégico e indicadores, 2/3): el docente pidió complementar con elementos medibles y cuantificables con líneas base reales. La meta «converger al promedio general» se expresa en valor numérico (8.02 días; −29 %). Propuesta del equipo, pendiente de validación.</w:t>
+      </w:r>
+    </w:p>
+  </w:comment>
+  <w:comment w:id="56" w:author="Jorge Chamorro" w:initials="JC" w:date="2026-10-03T16:49:41Z">
+    <w:p>
+      <w:pPr>
+        <w:pStyle w:val="CommentText"/>
+      </w:pPr>
+      <w:r>
+        <w:rPr>
+          <w:rStyle w:val="CommentReference"/>
+        </w:rPr>
+        <w:annotationRef/>
+      </w:r>
+      <w:r>
+        <w:t>Corrección Práctica 2, criterio 3 (Alineamiento estratégico e indicadores, 2/3): el docente pidió complementar con elementos medibles y cuantificables con líneas base reales. Se mantiene el carácter de indicador de seguimiento (una mayor o menor tasa no implica por sí sola mejora) pero se cuantifica con una banda de control numérica.</w:t>
+      </w:r>
+    </w:p>
+  </w:comment>
+  <w:comment w:id="57" w:author="Jorge Chamorro" w:initials="JC" w:date="2026-10-03T16:49:41Z">
+    <w:p>
+      <w:pPr>
+        <w:pStyle w:val="CommentText"/>
+      </w:pPr>
+      <w:r>
+        <w:rPr>
+          <w:rStyle w:val="CommentReference"/>
+        </w:rPr>
+        <w:annotationRef/>
+      </w:r>
+      <w:r>
+        <w:t>Corrección Práctica 2, criterio 3 (Alineamiento estratégico e indicadores, 2/3): el docente pidió complementar con elementos medibles y cuantificables con líneas base reales. La meta «reducción sostenida» se convierte en valor numérico (−20 % sobre 3.03).</w:t>
+      </w:r>
+    </w:p>
+  </w:comment>
+  <w:comment w:id="58" w:author="Jorge Chamorro" w:initials="JC" w:date="2026-10-03T16:49:41Z">
+    <w:p>
+      <w:pPr>
+        <w:pStyle w:val="CommentText"/>
+      </w:pPr>
+      <w:r>
+        <w:rPr>
+          <w:rStyle w:val="CommentReference"/>
+        </w:rPr>
+        <w:annotationRef/>
+      </w:r>
+      <w:r>
+        <w:t>Corrección Práctica 2, criterio 3 (Alineamiento estratégico e indicadores, 2/3): el docente pidió complementar con elementos medibles y cuantificables con líneas base reales. La meta «reducción sostenida» se convierte en valor numérico (−20 % sobre 13,959), aclarando que se evalúa a volumen de operaciones constante porque las transacciones crecen.</w:t>
+      </w:r>
+    </w:p>
+  </w:comment>
+  <w:comment w:id="59" w:author="Jorge Chamorro" w:initials="JC" w:date="2026-10-03T16:49:41Z">
+    <w:p>
+      <w:pPr>
+        <w:pStyle w:val="CommentText"/>
+      </w:pPr>
+      <w:r>
+        <w:rPr>
+          <w:rStyle w:val="CommentReference"/>
+        </w:rPr>
+        <w:annotationRef/>
+      </w:r>
+      <w:r>
+        <w:t>Corrección Práctica 2, criterio 3 (Alineamiento estratégico e indicadores, 2/3): el docente pidió complementar con elementos medibles y cuantificables con líneas base reales. Protocolo de medición del cumplimiento del plazo.</w:t>
+      </w:r>
+    </w:p>
+  </w:comment>
+  <w:comment w:id="60" w:author="Jorge Chamorro" w:initials="JC" w:date="2026-10-03T16:49:41Z">
+    <w:p>
+      <w:pPr>
+        <w:pStyle w:val="CommentText"/>
+      </w:pPr>
+      <w:r>
+        <w:rPr>
+          <w:rStyle w:val="CommentReference"/>
+        </w:rPr>
+        <w:annotationRef/>
+      </w:r>
+      <w:r>
+        <w:t>Corrección Práctica 2, criterio 3 (Alineamiento estratégico e indicadores, 2/3): el docente pidió complementar con elementos medibles y cuantificables con líneas base reales. No existe dato público del porcentaje dentro de plazo; se agrega un proxy numérico verificable (11.29 / 15 = 75.3 %) y se advierte la limitación de unidades (los reportes no precisan días hábiles o calendario).</w:t>
+      </w:r>
+    </w:p>
+  </w:comment>
+  <w:comment w:id="61" w:author="Jorge Chamorro" w:initials="JC" w:date="2026-10-03T16:49:41Z">
+    <w:p>
+      <w:pPr>
+        <w:pStyle w:val="CommentText"/>
+      </w:pPr>
+      <w:r>
+        <w:rPr>
+          <w:rStyle w:val="CommentReference"/>
+        </w:rPr>
+        <w:annotationRef/>
+      </w:r>
+      <w:r>
+        <w:t>Corrección Práctica 2, criterio 3 (Alineamiento estratégico e indicadores, 2/3): el docente pidió complementar con elementos medibles y cuantificables con líneas base reales. Meta cuantificada (≥ 95 %), propuesta del equipo y pendiente de validación con la entidad.</w:t>
+      </w:r>
+    </w:p>
+  </w:comment>
+  <w:comment w:id="62" w:author="Jorge Chamorro" w:initials="JC" w:date="2026-10-03T16:49:41Z">
+    <w:p>
+      <w:pPr>
+        <w:pStyle w:val="CommentText"/>
+      </w:pPr>
+      <w:r>
+        <w:rPr>
+          <w:rStyle w:val="CommentReference"/>
+        </w:rPr>
+        <w:annotationRef/>
+      </w:r>
+      <w:r>
+        <w:t>Corrección Práctica 2, criterio 3 (Alineamiento estratégico e indicadores, 2/3): el docente pidió complementar con elementos medibles y cuantificables con líneas base reales. Se agrega el volumen real de uso de Blue Buddy, publicado por la entidad, como referencia cuantitativa de adopción de la herramienta donde se desplegó el flujo de reclamos.</w:t>
+      </w:r>
+    </w:p>
+  </w:comment>
+  <w:comment w:id="63" w:author="Jorge Chamorro" w:initials="JC" w:date="2026-10-03T16:49:41Z">
+    <w:p>
+      <w:pPr>
+        <w:pStyle w:val="CommentText"/>
+      </w:pPr>
+      <w:r>
+        <w:rPr>
+          <w:rStyle w:val="CommentReference"/>
+        </w:rPr>
+        <w:annotationRef/>
+      </w:r>
+      <w:r>
+        <w:t>Corrección Práctica 2, criterio 3 (Alineamiento estratégico e indicadores, 2/3): el docente pidió complementar con elementos medibles y cuantificables con líneas base reales. Protocolo de medición de las sanciones firmes.</w:t>
+      </w:r>
+    </w:p>
+  </w:comment>
+  <w:comment w:id="64" w:author="Jorge Chamorro" w:initials="JC" w:date="2026-10-03T16:49:41Z">
+    <w:p>
+      <w:pPr>
+        <w:pStyle w:val="CommentText"/>
+      </w:pPr>
+      <w:r>
+        <w:rPr>
+          <w:rStyle w:val="CommentReference"/>
+        </w:rPr>
+        <w:annotationRef/>
+      </w:r>
+      <w:r>
+        <w:t>Corrección Práctica 2, criterio 3 (Alineamiento estratégico e indicadores, 2/3): el docente pidió complementar con elementos medibles y cuantificables con líneas base reales. Se agrega la referencia sectorial cuantificada (2,601 sanciones al sistema financiero) ya citada en la sección 3.4 y se declara el plazo para obtener la línea base de la entidad.</w:t>
+      </w:r>
+    </w:p>
+  </w:comment>
+  <w:comment w:id="65" w:author="Jorge Chamorro" w:initials="JC" w:date="2026-10-03T16:49:41Z">
+    <w:p>
+      <w:pPr>
+        <w:pStyle w:val="CommentText"/>
+      </w:pPr>
+      <w:r>
+        <w:rPr>
+          <w:rStyle w:val="CommentReference"/>
+        </w:rPr>
+        <w:annotationRef/>
+      </w:r>
+      <w:r>
+        <w:t>Corrección Práctica 2, criterio 3 (Alineamiento estratégico e indicadores, 2/3): el docente pidió complementar con elementos medibles y cuantificables con líneas base reales. La meta «reducción sostenida año a año» se convierte en una meta numérica (0 sanciones firmes nuevas). Propuesta del equipo.</w:t>
+      </w:r>
+    </w:p>
+  </w:comment>
+  <w:comment w:id="66" w:author="Jorge Chamorro" w:initials="JC" w:date="2026-10-03T16:49:41Z">
+    <w:p>
+      <w:pPr>
+        <w:pStyle w:val="CommentText"/>
+      </w:pPr>
+      <w:r>
+        <w:rPr>
+          <w:rStyle w:val="CommentReference"/>
+        </w:rPr>
+        <w:annotationRef/>
+      </w:r>
+      <w:r>
+        <w:t>Corrección Práctica 2, criterio 3 (Alineamiento estratégico e indicadores, 2/3): el docente pidió complementar con elementos medibles y cuantificables con líneas base reales. Se cuantifica el esfuerzo que implica la meta (+22 puntos) y se contrasta con la tendencia real publicada (−2 puntos). Meta propuesta por el equipo.</w:t>
+      </w:r>
+    </w:p>
+  </w:comment>
+  <w:comment w:id="67" w:author="Jorge Chamorro" w:initials="JC" w:date="2026-10-03T16:49:41Z">
+    <w:p>
+      <w:pPr>
+        <w:pStyle w:val="CommentText"/>
+      </w:pPr>
+      <w:r>
+        <w:rPr>
+          <w:rStyle w:val="CommentReference"/>
+        </w:rPr>
+        <w:annotationRef/>
+      </w:r>
+      <w:r>
+        <w:t>Corrección Práctica 2, criterio 3 (Alineamiento estratégico e indicadores, 2/3): el docente pidió complementar con elementos medibles y cuantificables con líneas base reales. Se cuantifica el esfuerzo de la meta (+20 puntos) frente a la tendencia real publicada (+7 puntos). Meta propuesta por el equipo.</w:t>
+      </w:r>
+    </w:p>
+  </w:comment>
+  <w:comment w:id="68" w:author="Jorge Chamorro" w:initials="JC" w:date="2026-10-03T16:49:41Z">
+    <w:p>
+      <w:pPr>
+        <w:pStyle w:val="CommentText"/>
+      </w:pPr>
+      <w:r>
+        <w:rPr>
+          <w:rStyle w:val="CommentReference"/>
+        </w:rPr>
+        <w:annotationRef/>
+      </w:r>
+      <w:r>
+        <w:t>Corrección Práctica 2, criterio 3 (Alineamiento estratégico e indicadores, 2/3): el docente pidió complementar con elementos medibles y cuantificables con líneas base reales. Se cuantifica el esfuerzo de la meta (+16 puntos) frente a la tendencia real publicada (−3 puntos). Meta propuesta por el equipo.</w:t>
+      </w:r>
+    </w:p>
+  </w:comment>
+  <w:comment w:id="69" w:author="Jorge Chamorro" w:initials="JC" w:date="2026-10-03T16:49:41Z">
+    <w:p>
+      <w:pPr>
+        <w:pStyle w:val="CommentText"/>
+      </w:pPr>
+      <w:r>
+        <w:rPr>
+          <w:rStyle w:val="CommentReference"/>
+        </w:rPr>
+        <w:annotationRef/>
+      </w:r>
+      <w:r>
+        <w:t>Corrección Práctica 2, criterio 3 (Alineamiento estratégico e indicadores, 2/3): el docente pidió complementar con elementos medibles y cuantificables con líneas base reales. Se cuantifica el esfuerzo de la meta (+5.4 puntos) frente a la tendencia real publicada (−0.4 puntos). Meta propuesta por el equipo.</w:t>
+      </w:r>
+    </w:p>
+  </w:comment>
+  <w:comment w:id="70" w:author="Jorge Chamorro" w:initials="JC" w:date="2026-10-03T16:49:41Z">
+    <w:p>
+      <w:pPr>
+        <w:pStyle w:val="CommentText"/>
+      </w:pPr>
+      <w:r>
+        <w:rPr>
+          <w:rStyle w:val="CommentReference"/>
+        </w:rPr>
+        <w:annotationRef/>
+      </w:r>
+      <w:r>
+        <w:t>Corrección Práctica 2, criterio 3 (Alineamiento estratégico e indicadores, 2/3): el docente pidió complementar con elementos medibles y cuantificables con líneas base reales. Protocolo de medición (fórmula, fuente interna, frecuencia y responsable).</w:t>
+      </w:r>
+    </w:p>
+  </w:comment>
+  <w:comment w:id="71" w:author="Jorge Chamorro" w:initials="JC" w:date="2026-10-03T16:49:41Z">
+    <w:p>
+      <w:pPr>
+        <w:pStyle w:val="CommentText"/>
+      </w:pPr>
+      <w:r>
+        <w:rPr>
+          <w:rStyle w:val="CommentReference"/>
+        </w:rPr>
+        <w:annotationRef/>
+      </w:r>
+      <w:r>
+        <w:t>Corrección Práctica 2, criterio 3 (Alineamiento estratégico e indicadores, 2/3): el docente pidió complementar con elementos medibles y cuantificables con líneas base reales. No existe dato público de abandono; se declara el plazo y la fuente interna para obtener la línea base real.</w:t>
+      </w:r>
+    </w:p>
+  </w:comment>
+  <w:comment w:id="72" w:author="Jorge Chamorro" w:initials="JC" w:date="2026-10-03T16:49:41Z">
+    <w:p>
+      <w:pPr>
+        <w:pStyle w:val="CommentText"/>
+      </w:pPr>
+      <w:r>
+        <w:rPr>
+          <w:rStyle w:val="CommentReference"/>
+        </w:rPr>
+        <w:annotationRef/>
+      </w:r>
+      <w:r>
+        <w:t>Corrección Práctica 2, criterio 3 (Alineamiento estratégico e indicadores, 2/3): el docente pidió complementar con elementos medibles y cuantificables con líneas base reales. Meta cuantificada de forma relativa a la línea base futura (−30 %); propuesta del equipo.</w:t>
+      </w:r>
+    </w:p>
+  </w:comment>
+  <w:comment w:id="73" w:author="Jorge Chamorro" w:initials="JC" w:date="2026-10-03T16:49:41Z">
+    <w:p>
+      <w:pPr>
+        <w:pStyle w:val="CommentText"/>
+      </w:pPr>
+      <w:r>
+        <w:rPr>
+          <w:rStyle w:val="CommentReference"/>
+        </w:rPr>
+        <w:annotationRef/>
+      </w:r>
+      <w:r>
+        <w:t>Corrección Práctica 2, criterio 3 (Alineamiento estratégico e indicadores, 2/3): el docente pidió complementar con elementos medibles y cuantificables con líneas base reales. Protocolo de medición (fórmula, fuente interna, frecuencia y responsable).</w:t>
+      </w:r>
+    </w:p>
+  </w:comment>
+  <w:comment w:id="74" w:author="Jorge Chamorro" w:initials="JC" w:date="2026-10-03T16:49:41Z">
+    <w:p>
+      <w:pPr>
+        <w:pStyle w:val="CommentText"/>
+      </w:pPr>
+      <w:r>
+        <w:rPr>
+          <w:rStyle w:val="CommentReference"/>
+        </w:rPr>
+        <w:annotationRef/>
+      </w:r>
+      <w:r>
+        <w:t>Corrección Práctica 2, criterio 3 (Alineamiento estratégico e indicadores, 2/3): el docente pidió complementar con elementos medibles y cuantificables con líneas base reales. No existe dato público de activación; se declara el plazo y la fuente interna para obtener la línea base real.</w:t>
+      </w:r>
+    </w:p>
+  </w:comment>
+  <w:comment w:id="75" w:author="Jorge Chamorro" w:initials="JC" w:date="2026-10-03T16:49:41Z">
+    <w:p>
+      <w:pPr>
+        <w:pStyle w:val="CommentText"/>
+      </w:pPr>
+      <w:r>
+        <w:rPr>
+          <w:rStyle w:val="CommentReference"/>
+        </w:rPr>
+        <w:annotationRef/>
+      </w:r>
+      <w:r>
+        <w:t>Corrección Práctica 2, criterio 3 (Alineamiento estratégico e indicadores, 2/3): el docente pidió complementar con elementos medibles y cuantificables con líneas base reales. Meta cuantificada de forma relativa a la línea base futura (+10 puntos); propuesta del equipo.</w:t>
+      </w:r>
+    </w:p>
+  </w:comment>
+  <w:comment w:id="76" w:author="Jorge Chamorro" w:initials="JC" w:date="2026-10-03T16:49:41Z">
+    <w:p>
+      <w:pPr>
+        <w:pStyle w:val="CommentText"/>
+      </w:pPr>
+      <w:r>
+        <w:rPr>
+          <w:rStyle w:val="CommentReference"/>
+        </w:rPr>
+        <w:annotationRef/>
+      </w:r>
+      <w:r>
+        <w:t>Corrección Práctica 2, criterio 3 (Alineamiento estratégico e indicadores, 2/3): el docente pidió complementar con elementos medibles y cuantificables con líneas base reales. Protocolo de medición (fórmula, fuente interna, frecuencia y responsable).</w:t>
+      </w:r>
+    </w:p>
+  </w:comment>
+  <w:comment w:id="77" w:author="Jorge Chamorro" w:initials="JC" w:date="2026-10-03T16:49:41Z">
+    <w:p>
+      <w:pPr>
+        <w:pStyle w:val="CommentText"/>
+      </w:pPr>
+      <w:r>
+        <w:rPr>
+          <w:rStyle w:val="CommentReference"/>
+        </w:rPr>
+        <w:annotationRef/>
+      </w:r>
+      <w:r>
+        <w:t>Corrección Práctica 2, criterio 3 (Alineamiento estratégico e indicadores, 2/3): el docente pidió complementar con elementos medibles y cuantificables con líneas base reales. Se reemplaza el vacío por un proxy real y público (ratio de eficiencia) y se declara su limitación (no distingue canal).</w:t>
+      </w:r>
+    </w:p>
+  </w:comment>
+  <w:comment w:id="78" w:author="Jorge Chamorro" w:initials="JC" w:date="2026-10-03T16:49:41Z">
+    <w:p>
+      <w:pPr>
+        <w:pStyle w:val="CommentText"/>
+      </w:pPr>
+      <w:r>
+        <w:rPr>
+          <w:rStyle w:val="CommentReference"/>
+        </w:rPr>
+        <w:annotationRef/>
+      </w:r>
+      <w:r>
+        <w:t>Corrección Práctica 2, criterio 3 (Alineamiento estratégico e indicadores, 2/3): el docente pidió complementar con elementos medibles y cuantificables con líneas base reales. Meta cuantificada (−20 % relativo a la línea base futura); propuesta del equipo.</w:t>
+      </w:r>
+    </w:p>
+  </w:comment>
+  <w:comment w:id="79" w:author="Jorge Chamorro" w:initials="JC" w:date="2026-10-03T16:49:41Z">
+    <w:p>
+      <w:pPr>
+        <w:pStyle w:val="CommentText"/>
+      </w:pPr>
+      <w:r>
+        <w:rPr>
+          <w:rStyle w:val="CommentReference"/>
+        </w:rPr>
+        <w:annotationRef/>
+      </w:r>
+      <w:r>
+        <w:t>Corrección Práctica 2, criterio 3 (Alineamiento estratégico e indicadores, 2/3): el docente pidió complementar con elementos medibles y cuantificables con líneas base reales. Protocolo de medición (fórmula, fuente interna, frecuencia y responsable).</w:t>
+      </w:r>
+    </w:p>
+  </w:comment>
+  <w:comment w:id="80" w:author="Jorge Chamorro" w:initials="JC" w:date="2026-10-03T16:49:41Z">
+    <w:p>
+      <w:pPr>
+        <w:pStyle w:val="CommentText"/>
+      </w:pPr>
+      <w:r>
+        <w:rPr>
+          <w:rStyle w:val="CommentReference"/>
+        </w:rPr>
+        <w:annotationRef/>
+      </w:r>
+      <w:r>
+        <w:t>Corrección Práctica 2, criterio 3 (Alineamiento estratégico e indicadores, 2/3): el docente pidió complementar con elementos medibles y cuantificables con líneas base reales. No hay dato público directo; se agrega una cota superior real derivada de la penetración digital en cuentas (100 − 33 = 67 %), con la advertencia de que incluye elecciones del cliente.</w:t>
+      </w:r>
+    </w:p>
+  </w:comment>
+  <w:comment w:id="81" w:author="Jorge Chamorro" w:initials="JC" w:date="2026-10-03T16:49:41Z">
+    <w:p>
+      <w:pPr>
+        <w:pStyle w:val="CommentText"/>
+      </w:pPr>
+      <w:r>
+        <w:rPr>
+          <w:rStyle w:val="CommentReference"/>
+        </w:rPr>
+        <w:annotationRef/>
+      </w:r>
+      <w:r>
+        <w:t>Corrección Práctica 2, criterio 3 (Alineamiento estratégico e indicadores, 2/3): el docente pidió complementar con elementos medibles y cuantificables con líneas base reales. Meta cuantificada coherente con la meta de penetración digital en cuentas (55 %); propuesta del equipo.</w:t>
+      </w:r>
+    </w:p>
+  </w:comment>
+  <w:comment w:id="82" w:author="Jorge Chamorro" w:initials="JC" w:date="2026-10-03T16:49:41Z">
+    <w:p>
+      <w:pPr>
+        <w:pStyle w:val="CommentText"/>
+      </w:pPr>
+      <w:r>
+        <w:rPr>
+          <w:rStyle w:val="CommentReference"/>
+        </w:rPr>
+        <w:annotationRef/>
+      </w:r>
+      <w:r>
+        <w:t>Corrección Práctica 2, criterio 3 (Alineamiento estratégico e indicadores, 2/3): el docente pidió complementar con elementos medibles y cuantificables con líneas base reales. Se actualiza el conteo de indicadores (25: 15 con línea base pública directa, 5 con proxy o cota y 5 sin dato público) tras agregar dos indicadores con línea base real en DC1 y reemplazar vacíos por proxies verificables, y se declara el protocolo aplicado a los demás.</w:t>
+      </w:r>
+    </w:p>
+  </w:comment>
+  <w:comment w:id="83" w:author="Jorge Chamorro" w:initials="JC" w:date="2026-10-03T16:49:41Z">
+    <w:p>
+      <w:pPr>
+        <w:pStyle w:val="CommentText"/>
+      </w:pPr>
+      <w:r>
+        <w:rPr>
+          <w:rStyle w:val="CommentReference"/>
+        </w:rPr>
+        <w:annotationRef/>
+      </w:r>
+      <w:r>
+        <w:t>Corrección Práctica 2, criterio 3 (Alineamiento estratégico e indicadores, 2/3): el docente pidió complementar con elementos medibles y cuantificables con líneas base reales. Fuente nueva usada en la Tabla 23 (≈ 30 % de créditos Pyme contratados en menos de 3 minutos por canales digitales al cierre de 2025). Validar el título exacto de la nota (se tomó de la URL) y reconciliar la letra 2026c con la lista final de referencias al unir los entregables, porque otros entregables también emplean BBVA (2026c).</w:t>
+      </w:r>
+    </w:p>
+  </w:comment>
+  <w:comment w:id="84" w:author="Jorge Chamorro" w:initials="JC" w:date="2026-10-03T16:49:41Z">
+    <w:p>
+      <w:pPr>
+        <w:pStyle w:val="CommentText"/>
+      </w:pPr>
+      <w:r>
+        <w:rPr>
+          <w:rStyle w:val="CommentReference"/>
+        </w:rPr>
+        <w:annotationRef/>
+      </w:r>
+      <w:r>
+        <w:t>Se actualiza el Anexo A porque, junto con la corrección del Entregable 1, las cuatro observaciones de consistencia dejan de estar pendientes. Aplicado por decisión del equipo, que pidió corregir también el Entregable 1.</w:t>
+      </w:r>
+    </w:p>
+  </w:comment>
+  <w:comment w:id="85" w:author="Jorge Chamorro" w:initials="JC" w:date="2026-10-03T16:49:41Z">
+    <w:p>
+      <w:pPr>
+        <w:pStyle w:val="CommentText"/>
+      </w:pPr>
+      <w:r>
+        <w:rPr>
+          <w:rStyle w:val="CommentReference"/>
+        </w:rPr>
+        <w:annotationRef/>
+      </w:r>
+      <w:r>
+        <w:t>Columna nueva en el Anexo A: indica el estado de cada observación tras corregir el Entregable 1. Mantiene la trazabilidad entre lo observado y lo corregido.</w:t>
+      </w:r>
+    </w:p>
+  </w:comment>
+  <w:comment w:id="86" w:author="Jorge Chamorro" w:initials="JC" w:date="2026-10-03T16:49:41Z">
+    <w:p>
+      <w:pPr>
+        <w:pStyle w:val="CommentText"/>
+      </w:pPr>
+      <w:r>
+        <w:rPr>
+          <w:rStyle w:val="CommentReference"/>
+        </w:rPr>
+        <w:annotationRef/>
+      </w:r>
+      <w:r>
+        <w:t>Estado de la observación 1: aplicada en el Entregable 1 corregido (verificar al unir los documentos).</w:t>
+      </w:r>
+    </w:p>
+  </w:comment>
+  <w:comment w:id="87" w:author="Jorge Chamorro" w:initials="JC" w:date="2026-10-03T16:49:41Z">
+    <w:p>
+      <w:pPr>
+        <w:pStyle w:val="CommentText"/>
+      </w:pPr>
+      <w:r>
+        <w:rPr>
+          <w:rStyle w:val="CommentReference"/>
+        </w:rPr>
+        <w:annotationRef/>
+      </w:r>
+      <w:r>
+        <w:t>Estado de la observación 2: aplicada en el Entregable 1 corregido (verificar al unir los documentos).</w:t>
+      </w:r>
+    </w:p>
+  </w:comment>
+  <w:comment w:id="88" w:author="Jorge Chamorro" w:initials="JC" w:date="2026-10-03T16:49:41Z">
+    <w:p>
+      <w:pPr>
+        <w:pStyle w:val="CommentText"/>
+      </w:pPr>
+      <w:r>
+        <w:rPr>
+          <w:rStyle w:val="CommentReference"/>
+        </w:rPr>
+        <w:annotationRef/>
+      </w:r>
+      <w:r>
+        <w:t>Estado de la observación 3: aplicada en el Entregable 1 corregido (verificar al unir los documentos).</w:t>
+      </w:r>
+    </w:p>
+  </w:comment>
+  <w:comment w:id="89" w:author="Jorge Chamorro" w:initials="JC" w:date="2026-10-03T16:49:41Z">
+    <w:p>
+      <w:pPr>
+        <w:pStyle w:val="CommentText"/>
+      </w:pPr>
+      <w:r>
+        <w:rPr>
+          <w:rStyle w:val="CommentReference"/>
+        </w:rPr>
+        <w:annotationRef/>
+      </w:r>
+      <w:r>
+        <w:t>Estado de la observación 4: aplicada en el Entregable 1 corregido (verificar al unir los documentos).</w:t>
       </w:r>
     </w:p>
   </w:comment>
